--- a/Prompt_Builder_User_Guide.docx
+++ b/Prompt_Builder_User_Guide.docx
@@ -67,31 +67,7 @@
         <w:pStyle w:val="BodyText"/>
       </w:pPr>
       <w:r>
-        <w:t xml:space="preserve">Created By: Tom Jackson</w:t>
-      </w:r>
-      <w:r>
-        <w:t xml:space="preserve"> </w:t>
-      </w:r>
-      <w:r>
-        <w:t xml:space="preserve">Updated: August 18, 2026 — v4 (adds Section 4 Department Contact Finder; see</w:t>
-      </w:r>
-      <w:r>
-        <w:t xml:space="preserve"> </w:t>
-      </w:r>
-      <w:r>
-        <w:t xml:space="preserve">“</w:t>
-      </w:r>
-      <w:r>
-        <w:t xml:space="preserve">What Changed in v4</w:t>
-      </w:r>
-      <w:r>
-        <w:t xml:space="preserve">”</w:t>
-      </w:r>
-      <w:r>
-        <w:t xml:space="preserve"> </w:t>
-      </w:r>
-      <w:r>
-        <w:t xml:space="preserve">below)</w:t>
+        <w:t xml:space="preserve">Created By: Tom Jackson Updated: October 8, 2026 — v5 (Section 3 LinkedIn Contact Enrichment now maps target companies to your connections and, optionally, your message history; see “What Changed in v5” below)</w:t>
       </w:r>
     </w:p>
     <w:bookmarkStart w:id="26" w:name="X67c046c08d49ebb5620517537c0a0834af3b161"/>
@@ -242,10 +218,7 @@
         <w:t xml:space="preserve">New: Section 1 — Bulk Company Pull.</w:t>
       </w:r>
       <w:r>
-        <w:t xml:space="preserve"> </w:t>
-      </w:r>
-      <w:r>
-        <w:t xml:space="preserve">A separate, cheap, wide-net prompt that turns a small seed list into a large flat list of candidate companies for you to prune by hand — see Section 3 of this guide.</w:t>
+        <w:t xml:space="preserve"> A separate, cheap, wide-net prompt that turns a small seed list into a large flat list of candidate companies for you to prune by hand — see Section 3 of this guide.</w:t>
       </w:r>
     </w:p>
     <w:p>
@@ -264,10 +237,7 @@
         <w:t xml:space="preserve">Discovery method changed.</w:t>
       </w:r>
       <w:r>
-        <w:t xml:space="preserve"> </w:t>
-      </w:r>
-      <w:r>
-        <w:t xml:space="preserve">Earlier versions framed NAICS codes as the way Claude finds new companies. That didn’t hold up in practice — a NAICS code alone is too broad to search by, and the one government source that can filter companies by code (SAM.gov) blocks automated access. Discovery is now driven by a competitor cascade, analyst/category sources, conference exhibitor lists, and live job-posting search — with NAICS demoted to a supporting classification tag (up to 5 codes per company) rather than the discovery engine. See Section 5.</w:t>
+        <w:t xml:space="preserve"> Earlier versions framed NAICS codes as the way Claude finds new companies. That didn’t hold up in practice — a NAICS code alone is too broad to search by, and the one government source that can filter companies by code (SAM.gov) blocks automated access. Discovery is now driven by a competitor cascade, analyst/category sources, conference exhibitor lists, and live job-posting search — with NAICS demoted to a supporting classification tag (up to 5 codes per company) rather than the discovery engine. See Section 5.</w:t>
       </w:r>
     </w:p>
     <w:p>
@@ -286,43 +256,7 @@
         <w:t xml:space="preserve">Tiering is now a manual, adjustable toggle</w:t>
       </w:r>
       <w:r>
-        <w:t xml:space="preserve">, not an automatic 25-company cap. You choose Tier 1 and Tier 2 sizes yourself, and tiering only takes effect when Discovery scope is</w:t>
-      </w:r>
-      <w:r>
-        <w:t xml:space="preserve"> </w:t>
-      </w:r>
-      <w:r>
-        <w:t xml:space="preserve">“</w:t>
-      </w:r>
-      <w:r>
-        <w:t xml:space="preserve">Find new companies</w:t>
-      </w:r>
-      <w:r>
-        <w:t xml:space="preserve">”</w:t>
-      </w:r>
-      <w:r>
-        <w:t xml:space="preserve"> </w:t>
-      </w:r>
-      <w:r>
-        <w:t xml:space="preserve">— it’s ignored in</w:t>
-      </w:r>
-      <w:r>
-        <w:t xml:space="preserve"> </w:t>
-      </w:r>
-      <w:r>
-        <w:t xml:space="preserve">“</w:t>
-      </w:r>
-      <w:r>
-        <w:t xml:space="preserve">Just enrich these</w:t>
-      </w:r>
-      <w:r>
-        <w:t xml:space="preserve">”</w:t>
-      </w:r>
-      <w:r>
-        <w:t xml:space="preserve"> </w:t>
-      </w:r>
-      <w:r>
-        <w:t xml:space="preserve">mode, since there’s no discovered pool to rank in that mode. See Section 8.</w:t>
+        <w:t xml:space="preserve">, not an automatic 25-company cap. You choose Tier 1 and Tier 2 sizes yourself, and tiering only takes effect when Discovery scope is “Find new companies” — it’s ignored in “Just enrich these” mode, since there’s no discovered pool to rank in that mode. See Section 8.</w:t>
       </w:r>
     </w:p>
     <w:bookmarkEnd w:id="24"/>
@@ -351,13 +285,7 @@
         <w:t xml:space="preserve">New: Section 4 — Department Contact Finder.</w:t>
       </w:r>
       <w:r>
-        <w:t xml:space="preserve"> </w:t>
-      </w:r>
-      <w:r>
-        <w:t xml:space="preserve">A fourth self-contained prompt, run separately like Section 3, that finds</w:t>
-      </w:r>
-      <w:r>
-        <w:t xml:space="preserve"> </w:t>
+        <w:t xml:space="preserve"> A fourth self-contained prompt, run separately like Section 3, that finds </w:t>
       </w:r>
       <w:r>
         <w:rPr>
@@ -367,33 +295,148 @@
         <w:t xml:space="preserve">named individuals</w:t>
       </w:r>
       <w:r>
-        <w:t xml:space="preserve"> </w:t>
-      </w:r>
-      <w:r>
-        <w:t xml:space="preserve">at a target company who work in or near a specific role/department — sourced from live web search (LinkedIn profiles, company team pages, press, case studies), not your own contacts. It’s the fulfillment step for the main tracker’s Key Contacts / Priority Titles column, which often comes back as a placeholder like</w:t>
-      </w:r>
-      <w:r>
-        <w:t xml:space="preserve"> </w:t>
-      </w:r>
-      <w:r>
-        <w:t xml:space="preserve">“</w:t>
-      </w:r>
-      <w:r>
-        <w:t xml:space="preserve">Practice-level title only — no named individual confirmed.</w:t>
-      </w:r>
-      <w:r>
-        <w:t xml:space="preserve">”</w:t>
-      </w:r>
-      <w:r>
-        <w:t xml:space="preserve"> </w:t>
-      </w:r>
-      <w:r>
-        <w:t xml:space="preserve">See Section 21.</w:t>
+        <w:t xml:space="preserve"> at a target company who work in or near a specific role/department — sourced from live web search (LinkedIn profiles, company team pages, press, case studies), not your own contacts. It’s the fulfillment step for the main tracker’s Key Contacts / Priority Titles column, which often comes back as a placeholder like “Practice-level title only — no named individual confirmed.” See Section 21.</w:t>
       </w:r>
     </w:p>
     <w:bookmarkEnd w:id="25"/>
     <w:bookmarkEnd w:id="26"/>
     <w:bookmarkStart w:id="27" w:name="X2256d5ee9e51d3651c583bbbbfb6abba52cd9c7"/>
+    <w:p>
+      <w:pPr>
+        <w:pStyle w:val="Heading3"/>
+      </w:pPr>
+      <w:r>
+        <w:t xml:space="preserve">What Changed in v5</w:t>
+      </w:r>
+    </w:p>
+    <w:p>
+      <w:pPr>
+        <w:numPr>
+          <w:ilvl w:val="0"/>
+          <w:numId w:val="1014"/>
+        </w:numPr>
+        <w:pStyle w:val="Compact"/>
+      </w:pPr>
+      <w:r>
+        <w:rPr>
+          <w:bCs/>
+          <w:b/>
+        </w:rPr>
+        <w:t xml:space="preserve">Section 3 — LinkedIn Contact Enrichment now builds a 4-tab workbook.</w:t>
+      </w:r>
+      <w:r>
+        <w:t xml:space="preserve"> It still maps your target companies to your LinkedIn connections (now in a dedicated </w:t>
+      </w:r>
+      <w:r>
+        <w:rPr>
+          <w:bCs/>
+          <w:b/>
+        </w:rPr>
+        <w:t xml:space="preserve">Contact Matches</w:t>
+      </w:r>
+      <w:r>
+        <w:t xml:space="preserve"> tab with two new columns, Company as Listed in CSV and Match Note, plus a </w:t>
+      </w:r>
+      <w:r>
+        <w:rPr>
+          <w:bCs/>
+          <w:b/>
+        </w:rPr>
+        <w:t xml:space="preserve">Summary</w:t>
+      </w:r>
+      <w:r>
+        <w:t xml:space="preserve"> tab of per-company counts). New: attach your LinkedIn </w:t>
+      </w:r>
+      <w:r>
+        <w:rPr>
+          <w:bCs/>
+          <w:b/>
+        </w:rPr>
+        <w:t xml:space="preserve">messages.csv</w:t>
+      </w:r>
+      <w:r>
+        <w:t xml:space="preserve"> alongside </w:t>
+      </w:r>
+      <w:r>
+        <w:rPr>
+          <w:bCs/>
+          <w:b/>
+        </w:rPr>
+        <w:t xml:space="preserve">Connections.csv</w:t>
+      </w:r>
+      <w:r>
+        <w:t xml:space="preserve"> and the workbook also rolls up your message history with every matched connection. It shows who you’ve talked to, who’s waiting on your reply, who you’re waiting on, and who you’ve never contacted (</w:t>
+      </w:r>
+      <w:r>
+        <w:rPr>
+          <w:bCs/>
+          <w:b/>
+        </w:rPr>
+        <w:t xml:space="preserve">Target Connections</w:t>
+      </w:r>
+      <w:r>
+        <w:t xml:space="preserve"> tab), plus the full conversation history (</w:t>
+      </w:r>
+      <w:r>
+        <w:rPr>
+          <w:bCs/>
+          <w:b/>
+        </w:rPr>
+        <w:t xml:space="preserve">Messages</w:t>
+      </w:r>
+      <w:r>
+        <w:t xml:space="preserve"> tab).</w:t>
+      </w:r>
+    </w:p>
+    <w:p>
+      <w:pPr>
+        <w:numPr>
+          <w:ilvl w:val="0"/>
+          <w:numId w:val="1014"/>
+        </w:numPr>
+        <w:pStyle w:val="Compact"/>
+      </w:pPr>
+      <w:r>
+        <w:rPr>
+          <w:bCs/>
+          <w:b/>
+        </w:rPr>
+        <w:t xml:space="preserve">Messages are optional.</w:t>
+      </w:r>
+      <w:r>
+        <w:t xml:space="preserve"> A new </w:t>
+      </w:r>
+      <w:r>
+        <w:rPr>
+          <w:bCs/>
+          <w:b/>
+        </w:rPr>
+        <w:t xml:space="preserve">Which LinkedIn files will you attach?</w:t>
+      </w:r>
+      <w:r>
+        <w:t xml:space="preserve"> choice switches the prompt between </w:t>
+      </w:r>
+      <w:r>
+        <w:rPr>
+          <w:iCs/>
+          <w:i/>
+        </w:rPr>
+        <w:t xml:space="preserve">Connections + Messages</w:t>
+      </w:r>
+      <w:r>
+        <w:t xml:space="preserve"> (default) and </w:t>
+      </w:r>
+      <w:r>
+        <w:rPr>
+          <w:iCs/>
+          <w:i/>
+        </w:rPr>
+        <w:t xml:space="preserve">Connections only</w:t>
+      </w:r>
+      <w:r>
+        <w:t xml:space="preserve">. With connections only you still get the full Summary and Contact Matches tabs. And if you pick Connections + Messages but the messages file is missing or unreadable, Claude is told to build the connections-only tabs anyway and tell you, rather than stopping. See Section 20.</w:t>
+      </w:r>
+    </w:p>
     <w:p>
       <w:pPr>
         <w:pStyle w:val="Heading2"/>
@@ -591,10 +634,7 @@
         <w:t xml:space="preserve">Shared Inputs</w:t>
       </w:r>
       <w:r>
-        <w:t xml:space="preserve"> </w:t>
-      </w:r>
-      <w:r>
-        <w:t xml:space="preserve">— the fields every other section reads from (companies you know, industry, NAICS, exclusions, size/location filters).</w:t>
+        <w:t xml:space="preserve"> — the fields every other section reads from (companies you know, industry, NAICS, exclusions, size/location filters).</w:t>
       </w:r>
     </w:p>
     <w:p>
@@ -613,10 +653,7 @@
         <w:t xml:space="preserve">Section 1 — Bulk Company Pull</w:t>
       </w:r>
       <w:r>
-        <w:t xml:space="preserve"> </w:t>
-      </w:r>
-      <w:r>
-        <w:t xml:space="preserve">(optional) — a fast, wide, low-detail discovery prompt you run first if you want a large candidate list to prune by hand.</w:t>
+        <w:t xml:space="preserve"> (optional) — a fast, wide, low-detail discovery prompt you run first if you want a large candidate list to prune by hand.</w:t>
       </w:r>
     </w:p>
     <w:p>
@@ -635,10 +672,7 @@
         <w:t xml:space="preserve">Section 2 — Full Research Tracker</w:t>
       </w:r>
       <w:r>
-        <w:t xml:space="preserve"> </w:t>
-      </w:r>
-      <w:r>
-        <w:t xml:space="preserve">— the main tool: scope, purpose, tiering, formatting, and optional tabs, producing the full research prompt.</w:t>
+        <w:t xml:space="preserve"> — the main tool: scope, purpose, tiering, formatting, and optional tabs, producing the full research prompt.</w:t>
       </w:r>
     </w:p>
     <w:p>
@@ -657,10 +691,7 @@
         <w:t xml:space="preserve">Section 3 — LinkedIn Contact Enrichment</w:t>
       </w:r>
       <w:r>
-        <w:t xml:space="preserve"> </w:t>
-      </w:r>
-      <w:r>
-        <w:t xml:space="preserve">(optional) — a separate, self-contained prompt that cross-references a LinkedIn export against a company shortlist.</w:t>
+        <w:t xml:space="preserve"> (optional) — a separate, self-contained prompt that maps a company shortlist to your LinkedIn connections and, if you attach your messages too, your conversation history with each of them.</w:t>
       </w:r>
     </w:p>
     <w:p>
@@ -679,10 +710,7 @@
         <w:t xml:space="preserve">Section 4 — Department Contact Finder</w:t>
       </w:r>
       <w:r>
-        <w:t xml:space="preserve"> </w:t>
-      </w:r>
-      <w:r>
-        <w:t xml:space="preserve">(optional) — a separate, self-contained prompt that finds named individuals at a target company via live web search, tiered by how closely their role matches what you’re looking for. See Section 21.</w:t>
+        <w:t xml:space="preserve"> (optional) — a separate, self-contained prompt that finds named individuals at a target company via live web search, tiered by how closely their role matches what you’re looking for. See Section 21.</w:t>
       </w:r>
     </w:p>
     <w:p>
@@ -798,22 +826,7 @@
               <w:jc w:val="left"/>
             </w:pPr>
             <w:r>
-              <w:t xml:space="preserve">A description in your own words — no jargon needed (e.g. </w:t>
-            </w:r>
-            <w:r>
-              <w:t xml:space="preserve">“</w:t>
-            </w:r>
-            <w:r>
-              <w:t xml:space="preserve">commercial HVAC controls</w:t>
-            </w:r>
-            <w:r>
-              <w:t xml:space="preserve">”</w:t>
-            </w:r>
-            <w:r>
-              <w:t xml:space="preserve">). Be specific — see the note on NAICS extraction below. Not sure how to phrase it? The field links directly to the</w:t>
-            </w:r>
-            <w:r>
-              <w:t xml:space="preserve"> </w:t>
+              <w:t xml:space="preserve">A description in your own words — no jargon needed (e.g. “commercial HVAC controls”). Be specific — see the note on NAICS extraction below. Not sure how to phrase it? The field links directly to the </w:t>
             </w:r>
             <w:hyperlink r:id="rId30">
               <w:r>
@@ -824,10 +837,7 @@
               </w:r>
             </w:hyperlink>
             <w:r>
-              <w:t xml:space="preserve"> </w:t>
-            </w:r>
-            <w:r>
-              <w:t xml:space="preserve">so you can borrow official industry wording without needing to know your own code</w:t>
+              <w:t xml:space="preserve"> so you can borrow official industry wording without needing to know your own code</w:t>
             </w:r>
           </w:p>
         </w:tc>
@@ -864,10 +874,7 @@
         <w:pStyle w:val="BodyText"/>
       </w:pPr>
       <w:r>
-        <w:t xml:space="preserve">There’s also an</w:t>
-      </w:r>
-      <w:r>
-        <w:t xml:space="preserve"> </w:t>
+        <w:t xml:space="preserve">There’s also an </w:t>
       </w:r>
       <w:r>
         <w:rPr>
@@ -877,10 +884,7 @@
         <w:t xml:space="preserve">Exclude these companies</w:t>
       </w:r>
       <w:r>
-        <w:t xml:space="preserve"> </w:t>
-      </w:r>
-      <w:r>
-        <w:t xml:space="preserve">field (optional) — anything you list there is left out entirely, even if it would otherwise match.</w:t>
+        <w:t xml:space="preserve"> field (optional) — anything you list there is left out entirely, even if it would otherwise match.</w:t>
       </w:r>
     </w:p>
     <w:p>
@@ -888,10 +892,7 @@
         <w:pStyle w:val="BodyText"/>
       </w:pPr>
       <w:r>
-        <w:t xml:space="preserve">Two more optional narrowing fields:</w:t>
-      </w:r>
-      <w:r>
-        <w:t xml:space="preserve"> </w:t>
+        <w:t xml:space="preserve">Two more optional narrowing fields: </w:t>
       </w:r>
       <w:r>
         <w:rPr>
@@ -901,25 +902,7 @@
         <w:t xml:space="preserve">Limit to company size</w:t>
       </w:r>
       <w:r>
-        <w:t xml:space="preserve"> </w:t>
-      </w:r>
-      <w:r>
-        <w:t xml:space="preserve">(e.g. </w:t>
-      </w:r>
-      <w:r>
-        <w:t xml:space="preserve">“</w:t>
-      </w:r>
-      <w:r>
-        <w:t xml:space="preserve">under 1,000 employees</w:t>
-      </w:r>
-      <w:r>
-        <w:t xml:space="preserve">”</w:t>
-      </w:r>
-      <w:r>
-        <w:t xml:space="preserve">) and</w:t>
-      </w:r>
-      <w:r>
-        <w:t xml:space="preserve"> </w:t>
+        <w:t xml:space="preserve"> (e.g. “under 1,000 employees”) and </w:t>
       </w:r>
       <w:r>
         <w:rPr>
@@ -929,10 +912,7 @@
         <w:t xml:space="preserve">Limit to a location radius</w:t>
       </w:r>
       <w:r>
-        <w:t xml:space="preserve"> </w:t>
-      </w:r>
-      <w:r>
-        <w:t xml:space="preserve">(a ZIP code plus a radius in miles, default 100) — both are instructions to Claude’s research judgment, not a guaranteed hard filter against a live database.</w:t>
+        <w:t xml:space="preserve"> (a ZIP code plus a radius in miles, default 100) — both are instructions to Claude’s research judgment, not a guaranteed hard filter against a live database.</w:t>
       </w:r>
     </w:p>
     <w:p>
@@ -947,13 +927,7 @@
         <w:t xml:space="preserve">A note on NAICS codes in this tool.</w:t>
       </w:r>
       <w:r>
-        <w:t xml:space="preserve"> </w:t>
-      </w:r>
-      <w:r>
-        <w:t xml:space="preserve">NAICS (North American Industry Classification System) is the standard the U.S. and Canadian governments use to categorize industries. It’s useful here as a</w:t>
-      </w:r>
-      <w:r>
-        <w:t xml:space="preserve"> </w:t>
+        <w:t xml:space="preserve"> NAICS (North American Industry Classification System) is the standard the U.S. and Canadian governments use to categorize industries. It’s useful here as a </w:t>
       </w:r>
       <w:r>
         <w:rPr>
@@ -963,13 +937,7 @@
         <w:t xml:space="preserve">classification tag</w:t>
       </w:r>
       <w:r>
-        <w:t xml:space="preserve"> </w:t>
-      </w:r>
-      <w:r>
-        <w:t xml:space="preserve">on each company — up to 5 codes per company (1 primary + up to 4 secondary), stated alongside the keyword/phrase used to derive them so you can catch a bad extraction. It is</w:t>
-      </w:r>
-      <w:r>
-        <w:t xml:space="preserve"> </w:t>
+        <w:t xml:space="preserve"> on each company — up to 5 codes per company (1 primary + up to 4 secondary), stated alongside the keyword/phrase used to derive them so you can catch a bad extraction. It is </w:t>
       </w:r>
       <w:r>
         <w:rPr>
@@ -979,10 +947,7 @@
         <w:t xml:space="preserve">not</w:t>
       </w:r>
       <w:r>
-        <w:t xml:space="preserve"> </w:t>
-      </w:r>
-      <w:r>
-        <w:t xml:space="preserve">used to discover new companies in bulk: a code alone is too broad to search by (it would return any IT/consulting business in North America), and the one government source that lets you filter companies by NAICS code — SAM.gov’s entity search — blocks automated access. See Section 5 for how discovery actually works.</w:t>
+        <w:t xml:space="preserve"> used to discover new companies in bulk: a code alone is too broad to search by (it would return any IT/consulting business in North America), and the one government source that lets you filter companies by NAICS code — SAM.gov’s entity search — blocks automated access. See Section 5 for how discovery actually works.</w:t>
       </w:r>
     </w:p>
     <w:bookmarkEnd w:id="31"/>
@@ -1000,19 +965,7 @@
         <w:pStyle w:val="FirstParagraph"/>
       </w:pPr>
       <w:r>
-        <w:t xml:space="preserve">A separate, cheap prompt for building a wide candidate list fast, before you commit to full research on anyone. Skip this section entirely if you already know exactly which companies you want researched — go straight to Section 2 with Discovery scope set to</w:t>
-      </w:r>
-      <w:r>
-        <w:t xml:space="preserve"> </w:t>
-      </w:r>
-      <w:r>
-        <w:t xml:space="preserve">“</w:t>
-      </w:r>
-      <w:r>
-        <w:t xml:space="preserve">Just enrich these.</w:t>
-      </w:r>
-      <w:r>
-        <w:t xml:space="preserve">”</w:t>
+        <w:t xml:space="preserve">A separate, cheap prompt for building a wide candidate list fast, before you commit to full research on anyone. Skip this section entirely if you already know exactly which companies you want researched — go straight to Section 2 with Discovery scope set to “Just enrich these.”</w:t>
       </w:r>
     </w:p>
     <w:p>
@@ -1027,10 +980,7 @@
         <w:t xml:space="preserve">What it asks Claude for:</w:t>
       </w:r>
       <w:r>
-        <w:t xml:space="preserve"> </w:t>
-      </w:r>
-      <w:r>
-        <w:t xml:space="preserve">a flat list of candidate companies using your Shared Inputs as seeds, with only five columns per company — no deep verification, no per-company career-page/job-posting/filing checks:</w:t>
+        <w:t xml:space="preserve"> a flat list of candidate companies using your Shared Inputs as seeds, with only five columns per company — no deep verification, no per-company career-page/job-posting/filing checks:</w:t>
       </w:r>
     </w:p>
     <w:p>
@@ -1105,10 +1055,7 @@
         <w:t xml:space="preserve">Target list size</w:t>
       </w:r>
       <w:r>
-        <w:t xml:space="preserve"> </w:t>
-      </w:r>
-      <w:r>
-        <w:t xml:space="preserve">(default 75-100) — since there’s no per-company research cost here, this can go wider than Section 2’s practical ceiling. Claude is instructed to say so and give you fewer companies rather than pad the list if your seed/industry genuinely can’t support the target size.</w:t>
+        <w:t xml:space="preserve"> (default 75-100) — since there’s no per-company research cost here, this can go wider than Section 2’s practical ceiling. Claude is instructed to say so and give you fewer companies rather than pad the list if your seed/industry genuinely can’t support the target size.</w:t>
       </w:r>
     </w:p>
     <w:p>
@@ -1123,10 +1070,7 @@
         <w:t xml:space="preserve">Discovery method</w:t>
       </w:r>
       <w:r>
-        <w:t xml:space="preserve"> </w:t>
-      </w:r>
-      <w:r>
-        <w:t xml:space="preserve">— the same one used in Section 2 (see Section 5): competitor/alternative cascade, analyst and category sources, conference exhibitor lists, and live job-posting search. NAICS codes are applied as a tag after the fact, not used as a search filter.</w:t>
+        <w:t xml:space="preserve"> — the same one used in Section 2 (see Section 5): competitor/alternative cascade, analyst and category sources, conference exhibitor lists, and live job-posting search. NAICS codes are applied as a tag after the fact, not used as a search filter.</w:t>
       </w:r>
     </w:p>
     <w:p>
@@ -1141,13 +1085,7 @@
         <w:t xml:space="preserve">What to do with the result:</w:t>
       </w:r>
       <w:r>
-        <w:t xml:space="preserve"> </w:t>
-      </w:r>
-      <w:r>
-        <w:t xml:space="preserve">open the .xlsx Claude builds, delete the rows that aren’t relevant, then copy just the</w:t>
-      </w:r>
-      <w:r>
-        <w:t xml:space="preserve"> </w:t>
+        <w:t xml:space="preserve"> open the .xlsx Claude builds, delete the rows that aren’t relevant, then copy just the </w:t>
       </w:r>
       <w:r>
         <w:rPr>
@@ -1157,46 +1095,7 @@
         <w:t xml:space="preserve">Company</w:t>
       </w:r>
       <w:r>
-        <w:t xml:space="preserve"> </w:t>
-      </w:r>
-      <w:r>
-        <w:t xml:space="preserve">column from what’s left. That’s the only column Section 2 actually reads back in — paste those names into</w:t>
-      </w:r>
-      <w:r>
-        <w:t xml:space="preserve"> </w:t>
-      </w:r>
-      <w:r>
-        <w:t xml:space="preserve">“</w:t>
-      </w:r>
-      <w:r>
-        <w:t xml:space="preserve">Company(s) you know</w:t>
-      </w:r>
-      <w:r>
-        <w:t xml:space="preserve">”</w:t>
-      </w:r>
-      <w:r>
-        <w:t xml:space="preserve"> </w:t>
-      </w:r>
-      <w:r>
-        <w:t xml:space="preserve">in Shared Inputs, then set Section 2’s Discovery scope to</w:t>
-      </w:r>
-      <w:r>
-        <w:t xml:space="preserve"> </w:t>
-      </w:r>
-      <w:r>
-        <w:t xml:space="preserve">“</w:t>
-      </w:r>
-      <w:r>
-        <w:t xml:space="preserve">Just enrich these</w:t>
-      </w:r>
-      <w:r>
-        <w:t xml:space="preserve">”</w:t>
-      </w:r>
-      <w:r>
-        <w:t xml:space="preserve"> </w:t>
-      </w:r>
-      <w:r>
-        <w:t xml:space="preserve">so the full research pass only spends effort on companies you’ve already vetted.</w:t>
+        <w:t xml:space="preserve"> column from what’s left. That’s the only column Section 2 actually reads back in — paste those names into “Company(s) you know” in Shared Inputs, then set Section 2’s Discovery scope to “Just enrich these” so the full research pass only spends effort on companies you’ve already vetted.</w:t>
       </w:r>
     </w:p>
     <w:bookmarkEnd w:id="32"/>
@@ -1214,22 +1113,7 @@
         <w:pStyle w:val="FirstParagraph"/>
       </w:pPr>
       <w:r>
-        <w:t xml:space="preserve">This applies to both Section 1 and Section 2 whenever new companies are being found (Section 1 always does this; Section 2 does it only when Discovery scope is</w:t>
-      </w:r>
-      <w:r>
-        <w:t xml:space="preserve"> </w:t>
-      </w:r>
-      <w:r>
-        <w:t xml:space="preserve">“</w:t>
-      </w:r>
-      <w:r>
-        <w:t xml:space="preserve">Find new companies</w:t>
-      </w:r>
-      <w:r>
-        <w:t xml:space="preserve">”</w:t>
-      </w:r>
-      <w:r>
-        <w:t xml:space="preserve">):</w:t>
+        <w:t xml:space="preserve">This applies to both Section 1 and Section 2 whenever new companies are being found (Section 1 always does this; Section 2 does it only when Discovery scope is “Find new companies”):</w:t>
       </w:r>
     </w:p>
     <w:p>
@@ -1248,46 +1132,7 @@
         <w:t xml:space="preserve">Competitor/alternative cascade</w:t>
       </w:r>
       <w:r>
-        <w:t xml:space="preserve"> </w:t>
-      </w:r>
-      <w:r>
-        <w:t xml:space="preserve">— for each seed company you named, Claude searches</w:t>
-      </w:r>
-      <w:r>
-        <w:t xml:space="preserve"> </w:t>
-      </w:r>
-      <w:r>
-        <w:t xml:space="preserve">“</w:t>
-      </w:r>
-      <w:r>
-        <w:t xml:space="preserve">[company] competitors</w:t>
-      </w:r>
-      <w:r>
-        <w:t xml:space="preserve">”</w:t>
-      </w:r>
-      <w:r>
-        <w:t xml:space="preserve"> </w:t>
-      </w:r>
-      <w:r>
-        <w:t xml:space="preserve">and</w:t>
-      </w:r>
-      <w:r>
-        <w:t xml:space="preserve"> </w:t>
-      </w:r>
-      <w:r>
-        <w:t xml:space="preserve">“</w:t>
-      </w:r>
-      <w:r>
-        <w:t xml:space="preserve">[company] alternatives,</w:t>
-      </w:r>
-      <w:r>
-        <w:t xml:space="preserve">”</w:t>
-      </w:r>
-      <w:r>
-        <w:t xml:space="preserve"> </w:t>
-      </w:r>
-      <w:r>
-        <w:t xml:space="preserve">and repeats outward for companies it finds that way too.</w:t>
+        <w:t xml:space="preserve"> — for each seed company you named, Claude searches “[company] competitors” and “[company] alternatives,” and repeats outward for companies it finds that way too.</w:t>
       </w:r>
     </w:p>
     <w:p>
@@ -1306,10 +1151,7 @@
         <w:t xml:space="preserve">Analyst &amp; category sources</w:t>
       </w:r>
       <w:r>
-        <w:t xml:space="preserve"> </w:t>
-      </w:r>
-      <w:r>
-        <w:t xml:space="preserve">— Gartner Magic Quadrant / Forrester Wave entries, G2/Capterra category pages, or equivalent category-leader lists for your space.</w:t>
+        <w:t xml:space="preserve"> — Gartner Magic Quadrant / Forrester Wave entries, G2/Capterra category pages, or equivalent category-leader lists for your space.</w:t>
       </w:r>
     </w:p>
     <w:p>
@@ -1328,22 +1170,7 @@
         <w:t xml:space="preserve">Conference exhibitor/sponsor lists</w:t>
       </w:r>
       <w:r>
-        <w:t xml:space="preserve"> </w:t>
-      </w:r>
-      <w:r>
-        <w:t xml:space="preserve">— industry conferences and trade shows often publish exhibitor or sponsor lists, a strong signal for</w:t>
-      </w:r>
-      <w:r>
-        <w:t xml:space="preserve"> </w:t>
-      </w:r>
-      <w:r>
-        <w:t xml:space="preserve">“</w:t>
-      </w:r>
-      <w:r>
-        <w:t xml:space="preserve">real company actively in this space.</w:t>
-      </w:r>
-      <w:r>
-        <w:t xml:space="preserve">”</w:t>
+        <w:t xml:space="preserve"> — industry conferences and trade shows often publish exhibitor or sponsor lists, a strong signal for “real company actively in this space.”</w:t>
       </w:r>
     </w:p>
     <w:p>
@@ -1362,10 +1189,7 @@
         <w:t xml:space="preserve">Live job-posting search</w:t>
       </w:r>
       <w:r>
-        <w:t xml:space="preserve"> </w:t>
-      </w:r>
-      <w:r>
-        <w:t xml:space="preserve">— searching for the kind of role tied to your industry/purpose surfaces companies actively hiring in that space, doubling as a real hiring-signal data point.</w:t>
+        <w:t xml:space="preserve"> — searching for the kind of role tied to your industry/purpose surfaces companies actively hiring in that space, doubling as a real hiring-signal data point.</w:t>
       </w:r>
     </w:p>
     <w:p>
@@ -1373,10 +1197,7 @@
         <w:pStyle w:val="FirstParagraph"/>
       </w:pPr>
       <w:r>
-        <w:t xml:space="preserve">NAICS codes are applied to each company</w:t>
-      </w:r>
-      <w:r>
-        <w:t xml:space="preserve"> </w:t>
+        <w:t xml:space="preserve">NAICS codes are applied to each company </w:t>
       </w:r>
       <w:r>
         <w:rPr>
@@ -1386,10 +1207,7 @@
         <w:t xml:space="preserve">after</w:t>
       </w:r>
       <w:r>
-        <w:t xml:space="preserve"> </w:t>
-      </w:r>
-      <w:r>
-        <w:t xml:space="preserve">it’s found this way — a tag for classification and light sanity-checking, not the search mechanism. If Claude has live access to a NAICS-filterable data source that’s actually queryable (the free, public USASpending.gov API is one example — unlike SAM.gov’s blocked search UI, it returns real federal-contract-recipient company names filtered by NAICS code), it may use that as one more discovery channel, but it only covers companies with a federal-contracting footprint and will miss most private-sector-only firms.</w:t>
+        <w:t xml:space="preserve"> it’s found this way — a tag for classification and light sanity-checking, not the search mechanism. If Claude has live access to a NAICS-filterable data source that’s actually queryable (the free, public USASpending.gov API is one example — unlike SAM.gov’s blocked search UI, it returns real federal-contract-recipient company names filtered by NAICS code), it may use that as one more discovery channel, but it only covers companies with a federal-contracting footprint and will miss most private-sector-only firms.</w:t>
       </w:r>
     </w:p>
     <w:bookmarkEnd w:id="33"/>
@@ -1463,55 +1281,7 @@
               <w:jc w:val="left"/>
             </w:pPr>
             <w:r>
-              <w:t xml:space="preserve">“</w:t>
-            </w:r>
-            <w:r>
-              <w:t xml:space="preserve">Find new companies</w:t>
-            </w:r>
-            <w:r>
-              <w:t xml:space="preserve">”</w:t>
-            </w:r>
-            <w:r>
-              <w:t xml:space="preserve"> </w:t>
-            </w:r>
-            <w:r>
-              <w:t xml:space="preserve">= Claude does its own moderate discovery (the method in Section 5) bundled into the full research pass.</w:t>
-            </w:r>
-            <w:r>
-              <w:t xml:space="preserve"> </w:t>
-            </w:r>
-            <w:r>
-              <w:t xml:space="preserve">“</w:t>
-            </w:r>
-            <w:r>
-              <w:t xml:space="preserve">Just enrich these</w:t>
-            </w:r>
-            <w:r>
-              <w:t xml:space="preserve">”</w:t>
-            </w:r>
-            <w:r>
-              <w:t xml:space="preserve"> </w:t>
-            </w:r>
-            <w:r>
-              <w:t xml:space="preserve">= Claude only researches the exact company names you typed — no new companies added. Switching to</w:t>
-            </w:r>
-            <w:r>
-              <w:t xml:space="preserve"> </w:t>
-            </w:r>
-            <w:r>
-              <w:t xml:space="preserve">“</w:t>
-            </w:r>
-            <w:r>
-              <w:t xml:space="preserve">Just enrich these</w:t>
-            </w:r>
-            <w:r>
-              <w:t xml:space="preserve">”</w:t>
-            </w:r>
-            <w:r>
-              <w:t xml:space="preserve"> </w:t>
-            </w:r>
-            <w:r>
-              <w:t xml:space="preserve">also hides the three fields below it (candidate count, secondary NAICS codes, two-tier toggle) since none of them apply without a discovery pass to act on.</w:t>
+              <w:t xml:space="preserve">“Find new companies” = Claude does its own moderate discovery (the method in Section 5) bundled into the full research pass. “Just enrich these” = Claude only researches the exact company names you typed — no new companies added. Switching to “Just enrich these” also hides the three fields below it (candidate count, secondary NAICS codes, two-tier toggle) since none of them apply without a discovery pass to act on.</w:t>
             </w:r>
           </w:p>
         </w:tc>
@@ -1537,37 +1307,7 @@
               <w:jc w:val="left"/>
             </w:pPr>
             <w:r>
-              <w:t xml:space="preserve">A loose volume dial for this discovery pass — the Section 2 equivalent of Section 1’s</w:t>
-            </w:r>
-            <w:r>
-              <w:t xml:space="preserve"> </w:t>
-            </w:r>
-            <w:r>
-              <w:t xml:space="preserve">“</w:t>
-            </w:r>
-            <w:r>
-              <w:t xml:space="preserve">Target list size.</w:t>
-            </w:r>
-            <w:r>
-              <w:t xml:space="preserve">”</w:t>
-            </w:r>
-            <w:r>
-              <w:t xml:space="preserve"> </w:t>
-            </w:r>
-            <w:r>
-              <w:t xml:space="preserve">Unlike Section 1, every company found here gets full research, so totals above ~50–75 tend to come back thinner per company. Only visible when Discovery scope is</w:t>
-            </w:r>
-            <w:r>
-              <w:t xml:space="preserve"> </w:t>
-            </w:r>
-            <w:r>
-              <w:t xml:space="preserve">“</w:t>
-            </w:r>
-            <w:r>
-              <w:t xml:space="preserve">Find new companies.</w:t>
-            </w:r>
-            <w:r>
-              <w:t xml:space="preserve">”</w:t>
+              <w:t xml:space="preserve">A loose volume dial for this discovery pass — the Section 2 equivalent of Section 1’s “Target list size.” Unlike Section 1, every company found here gets full research, so totals above ~50–75 tend to come back thinner per company. Only visible when Discovery scope is “Find new companies.”</w:t>
             </w:r>
           </w:p>
         </w:tc>
@@ -1593,37 +1333,7 @@
               <w:jc w:val="left"/>
             </w:pPr>
             <w:r>
-              <w:t xml:space="preserve">“</w:t>
-            </w:r>
-            <w:r>
-              <w:t xml:space="preserve">Yes</w:t>
-            </w:r>
-            <w:r>
-              <w:t xml:space="preserve">”</w:t>
-            </w:r>
-            <w:r>
-              <w:t xml:space="preserve"> </w:t>
-            </w:r>
-            <w:r>
-              <w:t xml:space="preserve">(default) broadens each company’s NAICS tagging to include supplier/vendor/related-industry codes.</w:t>
-            </w:r>
-            <w:r>
-              <w:t xml:space="preserve"> </w:t>
-            </w:r>
-            <w:r>
-              <w:t xml:space="preserve">“</w:t>
-            </w:r>
-            <w:r>
-              <w:t xml:space="preserve">No</w:t>
-            </w:r>
-            <w:r>
-              <w:t xml:space="preserve">”</w:t>
-            </w:r>
-            <w:r>
-              <w:t xml:space="preserve"> </w:t>
-            </w:r>
-            <w:r>
-              <w:t xml:space="preserve">keeps tagging tightly scoped to the primary code only.</w:t>
+              <w:t xml:space="preserve">“Yes” (default) broadens each company’s NAICS tagging to include supplier/vendor/related-industry codes. “No” keeps tagging tightly scoped to the primary code only.</w:t>
             </w:r>
           </w:p>
         </w:tc>
@@ -1649,19 +1359,7 @@
               <w:jc w:val="left"/>
             </w:pPr>
             <w:r>
-              <w:t xml:space="preserve">See Section 8. Only takes effect when Discovery scope is</w:t>
-            </w:r>
-            <w:r>
-              <w:t xml:space="preserve"> </w:t>
-            </w:r>
-            <w:r>
-              <w:t xml:space="preserve">“</w:t>
-            </w:r>
-            <w:r>
-              <w:t xml:space="preserve">Find new companies.</w:t>
-            </w:r>
-            <w:r>
-              <w:t xml:space="preserve">”</w:t>
+              <w:t xml:space="preserve">See Section 8. Only takes effect when Discovery scope is “Find new companies.”</w:t>
             </w:r>
           </w:p>
         </w:tc>
@@ -1765,19 +1463,7 @@
               <w:jc w:val="left"/>
             </w:pPr>
             <w:r>
-              <w:t xml:space="preserve">“</w:t>
-            </w:r>
-            <w:r>
-              <w:t xml:space="preserve">Yes</w:t>
-            </w:r>
-            <w:r>
-              <w:t xml:space="preserve">”</w:t>
-            </w:r>
-            <w:r>
-              <w:t xml:space="preserve"> </w:t>
-            </w:r>
-            <w:r>
-              <w:t xml:space="preserve">(default) bakes color-coding, Suggested Priority Rank, hyperlinks, autofilter, and Notes/Summary tabs into the prompt itself.</w:t>
+              <w:t xml:space="preserve">“Yes” (default) bakes color-coding, Suggested Priority Rank, hyperlinks, autofilter, and Notes/Summary tabs into the prompt itself.</w:t>
             </w:r>
           </w:p>
         </w:tc>
@@ -1803,19 +1489,7 @@
               <w:jc w:val="left"/>
             </w:pPr>
             <w:r>
-              <w:t xml:space="preserve">“</w:t>
-            </w:r>
-            <w:r>
-              <w:t xml:space="preserve">Yes</w:t>
-            </w:r>
-            <w:r>
-              <w:t xml:space="preserve">”</w:t>
-            </w:r>
-            <w:r>
-              <w:t xml:space="preserve"> </w:t>
-            </w:r>
-            <w:r>
-              <w:t xml:space="preserve">(default) adds pre-built LinkedIn/Indeed/Google Jobs search links per company. See Section 13.</w:t>
+              <w:t xml:space="preserve">“Yes” (default) adds pre-built LinkedIn/Indeed/Google Jobs search links per company. See Section 13.</w:t>
             </w:r>
           </w:p>
         </w:tc>
@@ -1841,19 +1515,7 @@
               <w:jc w:val="left"/>
             </w:pPr>
             <w:r>
-              <w:t xml:space="preserve">“</w:t>
-            </w:r>
-            <w:r>
-              <w:t xml:space="preserve">Yes</w:t>
-            </w:r>
-            <w:r>
-              <w:t xml:space="preserve">”</w:t>
-            </w:r>
-            <w:r>
-              <w:t xml:space="preserve"> </w:t>
-            </w:r>
-            <w:r>
-              <w:t xml:space="preserve">(default) adds a simpler Company + full Suggested Job Title Keywords reference tab. See Section 14.</w:t>
+              <w:t xml:space="preserve">“Yes” (default) adds a simpler Company + full Suggested Job Title Keywords reference tab. See Section 14.</w:t>
             </w:r>
           </w:p>
         </w:tc>
@@ -1879,19 +1541,7 @@
               <w:jc w:val="left"/>
             </w:pPr>
             <w:r>
-              <w:t xml:space="preserve">“</w:t>
-            </w:r>
-            <w:r>
-              <w:t xml:space="preserve">Yes</w:t>
-            </w:r>
-            <w:r>
-              <w:t xml:space="preserve">”</w:t>
-            </w:r>
-            <w:r>
-              <w:t xml:space="preserve"> </w:t>
-            </w:r>
-            <w:r>
-              <w:t xml:space="preserve">(default) adds a four-column reference tab (Company, Key Contacts / Priority Titles, Warm Introduction Path, Category) formatted for pasting straight into the companion Outreach Message Builder tool. See Section 14a.</w:t>
+              <w:t xml:space="preserve">“Yes” (default) adds a four-column reference tab (Company, Key Contacts / Priority Titles, Warm Introduction Path, Category) formatted for pasting straight into the companion Outreach Message Builder tool. See Section 14a.</w:t>
             </w:r>
           </w:p>
         </w:tc>
@@ -1917,19 +1567,7 @@
               <w:jc w:val="left"/>
             </w:pPr>
             <w:r>
-              <w:t xml:space="preserve">“</w:t>
-            </w:r>
-            <w:r>
-              <w:t xml:space="preserve">Yes</w:t>
-            </w:r>
-            <w:r>
-              <w:t xml:space="preserve">”</w:t>
-            </w:r>
-            <w:r>
-              <w:t xml:space="preserve"> </w:t>
-            </w:r>
-            <w:r>
-              <w:t xml:space="preserve">(default) adds real, upcoming events relevant to your industry. See Section 15.</w:t>
+              <w:t xml:space="preserve">“Yes” (default) adds real, upcoming events relevant to your industry. See Section 15.</w:t>
             </w:r>
           </w:p>
         </w:tc>
@@ -1955,19 +1593,7 @@
               <w:jc w:val="left"/>
             </w:pPr>
             <w:r>
-              <w:t xml:space="preserve">“</w:t>
-            </w:r>
-            <w:r>
-              <w:t xml:space="preserve">No</w:t>
-            </w:r>
-            <w:r>
-              <w:t xml:space="preserve">”</w:t>
-            </w:r>
-            <w:r>
-              <w:t xml:space="preserve"> </w:t>
-            </w:r>
-            <w:r>
-              <w:t xml:space="preserve">by default — a harder research task, one row per company. See Section 16.</w:t>
+              <w:t xml:space="preserve">“No” by default — a harder research task, one row per company. See Section 16.</w:t>
             </w:r>
           </w:p>
         </w:tc>
@@ -2045,10 +1671,7 @@
         <w:t xml:space="preserve">Find acquisition targets</w:t>
       </w:r>
       <w:r>
-        <w:t xml:space="preserve"> </w:t>
-      </w:r>
-      <w:r>
-        <w:t xml:space="preserve">— you’re the buyer.</w:t>
+        <w:t xml:space="preserve"> — you’re the buyer.</w:t>
       </w:r>
     </w:p>
     <w:p>
@@ -2067,10 +1690,7 @@
         <w:t xml:space="preserve">Find likely acquirers</w:t>
       </w:r>
       <w:r>
-        <w:t xml:space="preserve"> </w:t>
-      </w:r>
-      <w:r>
-        <w:t xml:space="preserve">— you want to know who might buy a company like yours.</w:t>
+        <w:t xml:space="preserve"> — you want to know who might buy a company like yours.</w:t>
       </w:r>
     </w:p>
     <w:p>
@@ -2089,10 +1709,7 @@
         <w:t xml:space="preserve">Show fit for either</w:t>
       </w:r>
       <w:r>
-        <w:t xml:space="preserve"> </w:t>
-      </w:r>
-      <w:r>
-        <w:t xml:space="preserve">— rates each company both ways.</w:t>
+        <w:t xml:space="preserve"> — rates each company both ways.</w:t>
       </w:r>
     </w:p>
     <w:p>
@@ -2145,25 +1762,7 @@
         <w:t xml:space="preserve">When it’s active.</w:t>
       </w:r>
       <w:r>
-        <w:t xml:space="preserve"> </w:t>
-      </w:r>
-      <w:r>
-        <w:t xml:space="preserve">Only when both of these are true: Discovery scope is</w:t>
-      </w:r>
-      <w:r>
-        <w:t xml:space="preserve"> </w:t>
-      </w:r>
-      <w:r>
-        <w:t xml:space="preserve">“</w:t>
-      </w:r>
-      <w:r>
-        <w:t xml:space="preserve">Find new companies,</w:t>
-      </w:r>
-      <w:r>
-        <w:t xml:space="preserve">”</w:t>
-      </w:r>
-      <w:r>
-        <w:t xml:space="preserve"> </w:t>
+        <w:t xml:space="preserve"> Only when both of these are true: Discovery scope is “Find new companies,” </w:t>
       </w:r>
       <w:r>
         <w:rPr>
@@ -2173,28 +1772,7 @@
         <w:t xml:space="preserve">and</w:t>
       </w:r>
       <w:r>
-        <w:t xml:space="preserve"> </w:t>
-      </w:r>
-      <w:r>
-        <w:t xml:space="preserve">Use a two-tier target list? is set to Yes. The tiering toggle and its Tier 1/Tier 2 size fields are hidden entirely whenever Discovery scope is</w:t>
-      </w:r>
-      <w:r>
-        <w:t xml:space="preserve"> </w:t>
-      </w:r>
-      <w:r>
-        <w:t xml:space="preserve">“</w:t>
-      </w:r>
-      <w:r>
-        <w:t xml:space="preserve">Just enrich these,</w:t>
-      </w:r>
-      <w:r>
-        <w:t xml:space="preserve">”</w:t>
-      </w:r>
-      <w:r>
-        <w:t xml:space="preserve"> </w:t>
-      </w:r>
-      <w:r>
-        <w:t xml:space="preserve">so this shouldn’t come up in normal use — but the underlying rule holds regardless: in every other case, you get one flat tracker with full research on everyone, and no Tier 2 tab logic runs at all.</w:t>
+        <w:t xml:space="preserve"> Use a two-tier target list? is set to Yes. The tiering toggle and its Tier 1/Tier 2 size fields are hidden entirely whenever Discovery scope is “Just enrich these,” so this shouldn’t come up in normal use — but the underlying rule holds regardless: in every other case, you get one flat tracker with full research on everyone, and no Tier 2 tab logic runs at all.</w:t>
       </w:r>
     </w:p>
     <w:p>
@@ -2209,10 +1787,7 @@
         <w:t xml:space="preserve">Tier 1 size / Tier 2 size.</w:t>
       </w:r>
       <w:r>
-        <w:t xml:space="preserve"> </w:t>
-      </w:r>
-      <w:r>
-        <w:t xml:space="preserve">Two plain number fields (defaults 25 and 75) — you set them directly, there’s no automatic qualification pass, no dedup logic, and no ranking bonus for named companies baked into the mechanism. Claude ranks the discovered pool against your stated purpose and puts the top N (Tier 1 size) in full research; the next N (Tier 2 size) get a lighter pass.</w:t>
+        <w:t xml:space="preserve"> Two plain number fields (defaults 25 and 75) — you set them directly, there’s no automatic qualification pass, no dedup logic, and no ranking bonus for named companies baked into the mechanism. Claude ranks the discovered pool against your stated purpose and puts the top N (Tier 1 size) in full research; the next N (Tier 2 size) get a lighter pass.</w:t>
       </w:r>
     </w:p>
     <w:p>
@@ -2227,10 +1802,7 @@
         <w:t xml:space="preserve">Tier 1 columns.</w:t>
       </w:r>
       <w:r>
-        <w:t xml:space="preserve"> </w:t>
-      </w:r>
-      <w:r>
-        <w:t xml:space="preserve">The full column set in Section 11.</w:t>
+        <w:t xml:space="preserve"> The full column set in Section 11.</w:t>
       </w:r>
     </w:p>
     <w:p>
@@ -2245,10 +1817,7 @@
         <w:t xml:space="preserve">Tier 2 columns.</w:t>
       </w:r>
       <w:r>
-        <w:t xml:space="preserve"> </w:t>
-      </w:r>
-      <w:r>
-        <w:t xml:space="preserve">Exactly ten: Company, Website, Industry / Sector, NAICS Code(s), NAICS Code Type, HQ Location / Footprint, Company Size, Opportunity Fit, Category, Source URL. No revenue, no hiring signals, no contacts, no careers-page verification.</w:t>
+        <w:t xml:space="preserve"> Exactly ten: Company, Website, Industry / Sector, NAICS Code(s), NAICS Code Type, HQ Location / Footprint, Company Size, Opportunity Fit, Category, Source URL. No revenue, no hiring signals, no contacts, no careers-page verification.</w:t>
       </w:r>
     </w:p>
     <w:p>
@@ -2263,46 +1832,7 @@
         <w:t xml:space="preserve">Output structure.</w:t>
       </w:r>
       <w:r>
-        <w:t xml:space="preserve"> </w:t>
-      </w:r>
-      <w:r>
-        <w:t xml:space="preserve">Two tabs —</w:t>
-      </w:r>
-      <w:r>
-        <w:t xml:space="preserve"> </w:t>
-      </w:r>
-      <w:r>
-        <w:t xml:space="preserve">“</w:t>
-      </w:r>
-      <w:r>
-        <w:t xml:space="preserve">Tier 1 - Priority Targets</w:t>
-      </w:r>
-      <w:r>
-        <w:t xml:space="preserve">”</w:t>
-      </w:r>
-      <w:r>
-        <w:t xml:space="preserve"> </w:t>
-      </w:r>
-      <w:r>
-        <w:t xml:space="preserve">and</w:t>
-      </w:r>
-      <w:r>
-        <w:t xml:space="preserve"> </w:t>
-      </w:r>
-      <w:r>
-        <w:t xml:space="preserve">“</w:t>
-      </w:r>
-      <w:r>
-        <w:t xml:space="preserve">Tier 2 - Extended List.</w:t>
-      </w:r>
-      <w:r>
-        <w:t xml:space="preserve">”</w:t>
-      </w:r>
-      <w:r>
-        <w:t xml:space="preserve"> </w:t>
-      </w:r>
-      <w:r>
-        <w:t xml:space="preserve">Tabs that depend on Tier-1-only columns (Job Posting Quick Links, Job Post Finder, Outreach Contacts) pull from Tier 1 only.</w:t>
+        <w:t xml:space="preserve"> Two tabs — “Tier 1 - Priority Targets” and “Tier 2 - Extended List.” Tabs that depend on Tier-1-only columns (Job Posting Quick Links, Job Post Finder, Outreach Contacts) pull from Tier 1 only.</w:t>
       </w:r>
     </w:p>
     <w:p>
@@ -2317,10 +1847,7 @@
         <w:t xml:space="preserve">Closing the loop.</w:t>
       </w:r>
       <w:r>
-        <w:t xml:space="preserve"> </w:t>
-      </w:r>
-      <w:r>
-        <w:t xml:space="preserve">If you want a Tier 2 company researched at full depth, copy its name and run the tool again with Discovery scope set to Just enrich these.</w:t>
+        <w:t xml:space="preserve"> If you want a Tier 2 company researched at full depth, copy its name and run the tool again with Discovery scope set to Just enrich these.</w:t>
       </w:r>
     </w:p>
     <w:bookmarkEnd w:id="36"/>
@@ -2338,25 +1865,7 @@
         <w:pStyle w:val="FirstParagraph"/>
       </w:pPr>
       <w:r>
-        <w:t xml:space="preserve">Each of the three sections’ output panels updates instantly as you type — there’s no</w:t>
-      </w:r>
-      <w:r>
-        <w:t xml:space="preserve"> </w:t>
-      </w:r>
-      <w:r>
-        <w:t xml:space="preserve">“</w:t>
-      </w:r>
-      <w:r>
-        <w:t xml:space="preserve">Generate</w:t>
-      </w:r>
-      <w:r>
-        <w:t xml:space="preserve">”</w:t>
-      </w:r>
-      <w:r>
-        <w:t xml:space="preserve"> </w:t>
-      </w:r>
-      <w:r>
-        <w:t xml:space="preserve">button.</w:t>
+        <w:t xml:space="preserve">Each of the three sections’ output panels updates instantly as you type — there’s no “Generate” button.</w:t>
       </w:r>
     </w:p>
     <w:p>
@@ -2445,10 +1954,7 @@
         <w:t xml:space="preserve">Wide net first?</w:t>
       </w:r>
       <w:r>
-        <w:t xml:space="preserve"> </w:t>
-      </w:r>
-      <w:r>
-        <w:t xml:space="preserve">Run Section 1, prune the result down to the companies you actually want, and paste the survivors’ Company column back into Shared Inputs.</w:t>
+        <w:t xml:space="preserve"> Run Section 1, prune the result down to the companies you actually want, and paste the survivors’ Company column back into Shared Inputs.</w:t>
       </w:r>
     </w:p>
     <w:p>
@@ -2460,43 +1966,7 @@
         <w:pStyle w:val="Compact"/>
       </w:pPr>
       <w:r>
-        <w:t xml:space="preserve">Set Section 2’s Discovery scope to</w:t>
-      </w:r>
-      <w:r>
-        <w:t xml:space="preserve"> </w:t>
-      </w:r>
-      <w:r>
-        <w:t xml:space="preserve">“</w:t>
-      </w:r>
-      <w:r>
-        <w:t xml:space="preserve">Just enrich these</w:t>
-      </w:r>
-      <w:r>
-        <w:t xml:space="preserve">”</w:t>
-      </w:r>
-      <w:r>
-        <w:t xml:space="preserve"> </w:t>
-      </w:r>
-      <w:r>
-        <w:t xml:space="preserve">if you used Section 1, or</w:t>
-      </w:r>
-      <w:r>
-        <w:t xml:space="preserve"> </w:t>
-      </w:r>
-      <w:r>
-        <w:t xml:space="preserve">“</w:t>
-      </w:r>
-      <w:r>
-        <w:t xml:space="preserve">Find new companies</w:t>
-      </w:r>
-      <w:r>
-        <w:t xml:space="preserve">”</w:t>
-      </w:r>
-      <w:r>
-        <w:t xml:space="preserve"> </w:t>
-      </w:r>
-      <w:r>
-        <w:t xml:space="preserve">if you’re skipping straight to a modest, bundled discovery pass.</w:t>
+        <w:t xml:space="preserve">Set Section 2’s Discovery scope to “Just enrich these” if you used Section 1, or “Find new companies” if you’re skipping straight to a modest, bundled discovery pass.</w:t>
       </w:r>
     </w:p>
     <w:p>
@@ -2544,25 +2014,7 @@
         <w:pStyle w:val="Compact"/>
       </w:pPr>
       <w:r>
-        <w:t xml:space="preserve">If you want a follow-up on any Tier 2 company, copy its name and re-run in</w:t>
-      </w:r>
-      <w:r>
-        <w:t xml:space="preserve"> </w:t>
-      </w:r>
-      <w:r>
-        <w:t xml:space="preserve">“</w:t>
-      </w:r>
-      <w:r>
-        <w:t xml:space="preserve">Just enrich these</w:t>
-      </w:r>
-      <w:r>
-        <w:t xml:space="preserve">”</w:t>
-      </w:r>
-      <w:r>
-        <w:t xml:space="preserve"> </w:t>
-      </w:r>
-      <w:r>
-        <w:t xml:space="preserve">mode.</w:t>
+        <w:t xml:space="preserve">If you want a follow-up on any Tier 2 company, copy its name and re-run in “Just enrich these” mode.</w:t>
       </w:r>
     </w:p>
     <w:bookmarkEnd w:id="38"/>
@@ -2650,19 +2102,7 @@
               <w:jc w:val="left"/>
             </w:pPr>
             <w:r>
-              <w:t xml:space="preserve">“</w:t>
-            </w:r>
-            <w:r>
-              <w:t xml:space="preserve">Copy prompt</w:t>
-            </w:r>
-            <w:r>
-              <w:t xml:space="preserve">”</w:t>
-            </w:r>
-            <w:r>
-              <w:t xml:space="preserve"> </w:t>
-            </w:r>
-            <w:r>
-              <w:t xml:space="preserve">doesn’t seem to do anything</w:t>
+              <w:t xml:space="preserve">“Copy prompt” doesn’t seem to do anything</w:t>
             </w:r>
           </w:p>
         </w:tc>
@@ -2714,6 +2154,58 @@
               <w:jc w:val="left"/>
             </w:pPr>
             <w:r>
+              <w:t xml:space="preserve">Section 3 workbook has only Summary and Contact Matches</w:t>
+            </w:r>
+          </w:p>
+        </w:tc>
+        <w:tc>
+          <w:tcPr/>
+          <w:p>
+            <w:pPr>
+              <w:pStyle w:val="Compact"/>
+              <w:jc w:val="left"/>
+            </w:pPr>
+            <w:r>
+              <w:t xml:space="preserve">That’s the connections-only output — either “Connections only” was selected, or Claude couldn’t read messages.csv (it should say so). Re-run with Connections + Messages and attach both files to the same message</w:t>
+            </w:r>
+          </w:p>
+        </w:tc>
+      </w:tr>
+      <w:tr>
+        <w:tc>
+          <w:tcPr/>
+          <w:p>
+            <w:pPr>
+              <w:pStyle w:val="Compact"/>
+              <w:jc w:val="left"/>
+            </w:pPr>
+            <w:r>
+              <w:t xml:space="preserve">Section 3 shows “Never messaged” for someone you know you’ve messaged</w:t>
+            </w:r>
+          </w:p>
+        </w:tc>
+        <w:tc>
+          <w:tcPr/>
+          <w:p>
+            <w:pPr>
+              <w:pStyle w:val="Compact"/>
+              <w:jc w:val="left"/>
+            </w:pPr>
+            <w:r>
+              <w:t xml:space="preserve">Messages are linked by LinkedIn profile URL. Messages sent after your export date aren’t in the file. Request a fresh export and re-run</w:t>
+            </w:r>
+          </w:p>
+        </w:tc>
+      </w:tr>
+      <w:tr>
+        <w:tc>
+          <w:tcPr/>
+          <w:p>
+            <w:pPr>
+              <w:pStyle w:val="Compact"/>
+              <w:jc w:val="left"/>
+            </w:pPr>
+            <w:r>
               <w:t xml:space="preserve">Tiering didn’t apply even though the checkbox says Yes</w:t>
             </w:r>
           </w:p>
@@ -2726,25 +2218,7 @@
               <w:jc w:val="left"/>
             </w:pPr>
             <w:r>
-              <w:t xml:space="preserve">Check Discovery scope — tiering only activates in</w:t>
-            </w:r>
-            <w:r>
-              <w:t xml:space="preserve"> </w:t>
-            </w:r>
-            <w:r>
-              <w:t xml:space="preserve">“</w:t>
-            </w:r>
-            <w:r>
-              <w:t xml:space="preserve">Find new companies</w:t>
-            </w:r>
-            <w:r>
-              <w:t xml:space="preserve">”</w:t>
-            </w:r>
-            <w:r>
-              <w:t xml:space="preserve"> </w:t>
-            </w:r>
-            <w:r>
-              <w:t xml:space="preserve">mode (Section 8)</w:t>
+              <w:t xml:space="preserve">Check Discovery scope — tiering only activates in “Find new companies” mode (Section 8)</w:t>
             </w:r>
           </w:p>
         </w:tc>
@@ -2830,13 +2304,7 @@
         <w:t xml:space="preserve">NAICS Code(s)</w:t>
       </w:r>
       <w:r>
-        <w:t xml:space="preserve"> </w:t>
-      </w:r>
-      <w:r>
-        <w:t xml:space="preserve">now holds up to 5 codes per company (primary first), and</w:t>
-      </w:r>
-      <w:r>
-        <w:t xml:space="preserve"> </w:t>
+        <w:t xml:space="preserve"> now holds up to 5 codes per company (primary first), and </w:t>
       </w:r>
       <w:r>
         <w:rPr>
@@ -2846,10 +2314,7 @@
         <w:t xml:space="preserve">Why This NAICS Code</w:t>
       </w:r>
       <w:r>
-        <w:t xml:space="preserve"> </w:t>
-      </w:r>
-      <w:r>
-        <w:t xml:space="preserve">states the keyword used to derive them — see Section 3.</w:t>
+        <w:t xml:space="preserve"> states the keyword used to derive them — see Section 3.</w:t>
       </w:r>
     </w:p>
     <w:p>
@@ -2868,10 +2333,7 @@
         <w:t xml:space="preserve">Careers Page</w:t>
       </w:r>
       <w:r>
-        <w:t xml:space="preserve"> </w:t>
-      </w:r>
-      <w:r>
-        <w:t xml:space="preserve">sits right next to Website — the company’s own jobs/careers listing page specifically, not the homepage.</w:t>
+        <w:t xml:space="preserve"> sits right next to Website — the company’s own jobs/careers listing page specifically, not the homepage.</w:t>
       </w:r>
     </w:p>
     <w:p>
@@ -2890,10 +2352,7 @@
         <w:t xml:space="preserve">Industry Emphasized</w:t>
       </w:r>
       <w:r>
-        <w:t xml:space="preserve"> </w:t>
-      </w:r>
-      <w:r>
-        <w:t xml:space="preserve">adds the market-positioning detail a broad sector label misses.</w:t>
+        <w:t xml:space="preserve"> adds the market-positioning detail a broad sector label misses.</w:t>
       </w:r>
     </w:p>
     <w:p>
@@ -2912,10 +2371,7 @@
         <w:t xml:space="preserve">Salary Range (if posted)</w:t>
       </w:r>
       <w:r>
-        <w:t xml:space="preserve"> </w:t>
-      </w:r>
-      <w:r>
-        <w:t xml:space="preserve">rides along with the Recent Hiring Trends check — reported only when a posting actually discloses one.</w:t>
+        <w:t xml:space="preserve"> rides along with the Recent Hiring Trends check — reported only when a posting actually discloses one.</w:t>
       </w:r>
     </w:p>
     <w:p>
@@ -2934,13 +2390,7 @@
         <w:t xml:space="preserve">Hiring Signal</w:t>
       </w:r>
       <w:r>
-        <w:t xml:space="preserve"> </w:t>
-      </w:r>
-      <w:r>
-        <w:t xml:space="preserve">vs</w:t>
-      </w:r>
-      <w:r>
-        <w:t xml:space="preserve"> </w:t>
+        <w:t xml:space="preserve"> vs </w:t>
       </w:r>
       <w:r>
         <w:rPr>
@@ -2969,10 +2419,7 @@
         <w:t xml:space="preserve">Opportunity Relevance</w:t>
       </w:r>
       <w:r>
-        <w:t xml:space="preserve"> </w:t>
-      </w:r>
-      <w:r>
-        <w:t xml:space="preserve">is deliberately generic, so the same tool works for a job search, sales prospecting, or M&amp;A.</w:t>
+        <w:t xml:space="preserve"> is deliberately generic, so the same tool works for a job search, sales prospecting, or M&amp;A.</w:t>
       </w:r>
     </w:p>
     <w:p>
@@ -2991,13 +2438,7 @@
         <w:t xml:space="preserve">Suggested Search Keywords</w:t>
       </w:r>
       <w:r>
-        <w:t xml:space="preserve"> </w:t>
-      </w:r>
-      <w:r>
-        <w:t xml:space="preserve">finds people;</w:t>
-      </w:r>
-      <w:r>
-        <w:t xml:space="preserve"> </w:t>
+        <w:t xml:space="preserve"> finds people; </w:t>
       </w:r>
       <w:r>
         <w:rPr>
@@ -3007,10 +2448,7 @@
         <w:t xml:space="preserve">Suggested Job Title Keywords</w:t>
       </w:r>
       <w:r>
-        <w:t xml:space="preserve"> </w:t>
-      </w:r>
-      <w:r>
-        <w:t xml:space="preserve">finds postings — tailored per company.</w:t>
+        <w:t xml:space="preserve"> finds postings — tailored per company.</w:t>
       </w:r>
     </w:p>
     <w:p>
@@ -3029,10 +2467,7 @@
         <w:t xml:space="preserve">Key Contacts / Priority Titles</w:t>
       </w:r>
       <w:r>
-        <w:t xml:space="preserve"> </w:t>
-      </w:r>
-      <w:r>
-        <w:t xml:space="preserve">can carry a second line for public companies — a named cybersecurity executive sourced from the 10-K. See Section 17.</w:t>
+        <w:t xml:space="preserve"> can carry a second line for public companies — a named cybersecurity executive sourced from the 10-K. See Section 17.</w:t>
       </w:r>
     </w:p>
     <w:bookmarkEnd w:id="40"/>
@@ -3061,10 +2496,7 @@
         <w:t xml:space="preserve">Color-coded ratings.</w:t>
       </w:r>
       <w:r>
-        <w:t xml:space="preserve"> </w:t>
-      </w:r>
-      <w:r>
-        <w:t xml:space="preserve">Five rating columns shaded on a 5-step gradient, green (High) to red (Low). Legend on the Notes &amp; Assumptions tab.</w:t>
+        <w:t xml:space="preserve"> Five rating columns shaded on a 5-step gradient, green (High) to red (Low). Legend on the Notes &amp; Assumptions tab.</w:t>
       </w:r>
     </w:p>
     <w:p>
@@ -3083,10 +2515,7 @@
         <w:t xml:space="preserve">Suggested Priority Rank (1-25).</w:t>
       </w:r>
       <w:r>
-        <w:t xml:space="preserve"> </w:t>
-      </w:r>
-      <w:r>
-        <w:t xml:space="preserve">A mechanical starting point next to the blank Priority Score column, computed by formula from the five rating columns — compare the two and overrule where you disagree.</w:t>
+        <w:t xml:space="preserve"> A mechanical starting point next to the blank Priority Score column, computed by formula from the five rating columns — compare the two and overrule where you disagree.</w:t>
       </w:r>
     </w:p>
     <w:p>
@@ -3105,10 +2534,7 @@
         <w:t xml:space="preserve">Website and Careers Page are clickable.</w:t>
       </w:r>
       <w:r>
-        <w:t xml:space="preserve"> </w:t>
-      </w:r>
-      <w:r>
-        <w:t xml:space="preserve">Source URL stays plain text on purpose.</w:t>
+        <w:t xml:space="preserve"> Source URL stays plain text on purpose.</w:t>
       </w:r>
     </w:p>
     <w:p>
@@ -3127,10 +2553,7 @@
         <w:t xml:space="preserve">Autofilter and frozen panes</w:t>
       </w:r>
       <w:r>
-        <w:t xml:space="preserve"> </w:t>
-      </w:r>
-      <w:r>
-        <w:t xml:space="preserve">on the header row and Company column.</w:t>
+        <w:t xml:space="preserve"> on the header row and Company column.</w:t>
       </w:r>
     </w:p>
     <w:p>
@@ -3149,10 +2572,7 @@
         <w:t xml:space="preserve">Zebra striping</w:t>
       </w:r>
       <w:r>
-        <w:t xml:space="preserve"> </w:t>
-      </w:r>
-      <w:r>
-        <w:t xml:space="preserve">on alternating rows.</w:t>
+        <w:t xml:space="preserve"> on alternating rows.</w:t>
       </w:r>
     </w:p>
     <w:p>
@@ -3171,10 +2591,7 @@
         <w:t xml:space="preserve">Priority Score, Status, and Next Action</w:t>
       </w:r>
       <w:r>
-        <w:t xml:space="preserve"> </w:t>
-      </w:r>
-      <w:r>
-        <w:t xml:space="preserve">get a distinct pale-yellow fill — your inputs, visually separate from Claude’s research.</w:t>
+        <w:t xml:space="preserve"> get a distinct pale-yellow fill — your inputs, visually separate from Claude’s research.</w:t>
       </w:r>
     </w:p>
     <w:p>
@@ -3193,10 +2610,7 @@
         <w:t xml:space="preserve">A Summary tab</w:t>
       </w:r>
       <w:r>
-        <w:t xml:space="preserve"> </w:t>
-      </w:r>
-      <w:r>
-        <w:t xml:space="preserve">with counts by Opportunity Fit, NAICS Code Type, and Category, plus a Top 5 by Suggested Priority Rank table.</w:t>
+        <w:t xml:space="preserve"> with counts by Opportunity Fit, NAICS Code Type, and Category, plus a Top 5 by Suggested Priority Rank table.</w:t>
       </w:r>
     </w:p>
     <w:bookmarkEnd w:id="41"/>
@@ -3330,43 +2744,7 @@
         <w:pStyle w:val="BodyText"/>
       </w:pPr>
       <w:r>
-        <w:t xml:space="preserve">A meaningfully harder research task than Industry Events. Claude checks each company from a few different angles (LinkedIn page directly, podcast/webinar search, conference/sponsor search) before concluding there’s nothing. Expect real unevenness — many rows will legitimately read</w:t>
-      </w:r>
-      <w:r>
-        <w:t xml:space="preserve"> </w:t>
-      </w:r>
-      <w:r>
-        <w:t xml:space="preserve">“</w:t>
-      </w:r>
-      <w:r>
-        <w:t xml:space="preserve">No recent public activity found</w:t>
-      </w:r>
-      <w:r>
-        <w:t xml:space="preserve">”</w:t>
-      </w:r>
-      <w:r>
-        <w:t xml:space="preserve"> </w:t>
-      </w:r>
-      <w:r>
-        <w:t xml:space="preserve">or, for a large batch,</w:t>
-      </w:r>
-      <w:r>
-        <w:t xml:space="preserve"> </w:t>
-      </w:r>
-      <w:r>
-        <w:t xml:space="preserve">“</w:t>
-      </w:r>
-      <w:r>
-        <w:t xml:space="preserve">not individually checked this pass,</w:t>
-      </w:r>
-      <w:r>
-        <w:t xml:space="preserve">”</w:t>
-      </w:r>
-      <w:r>
-        <w:t xml:space="preserve"> </w:t>
-      </w:r>
-      <w:r>
-        <w:t xml:space="preserve">which is the honest result, not a sign something’s broken.</w:t>
+        <w:t xml:space="preserve">A meaningfully harder research task than Industry Events. Claude checks each company from a few different angles (LinkedIn page directly, podcast/webinar search, conference/sponsor search) before concluding there’s nothing. Expect real unevenness — many rows will legitimately read “No recent public activity found” or, for a large batch, “not individually checked this pass,” which is the honest result, not a sign something’s broken.</w:t>
       </w:r>
     </w:p>
     <w:bookmarkEnd w:id="46"/>
@@ -3384,19 +2762,7 @@
         <w:pStyle w:val="FirstParagraph"/>
       </w:pPr>
       <w:r>
-        <w:t xml:space="preserve">For publicly traded companies specifically, a second data point is layered on top of the practice-level Key Contact: a check of the company’s most recent 10-K for a named individual responsible for cybersecurity governance (SEC Regulation S-K Item 106 / Item 1C). When found, added as a clearly labeled second line:</w:t>
-      </w:r>
-      <w:r>
-        <w:t xml:space="preserve"> </w:t>
-      </w:r>
-      <w:r>
-        <w:t xml:space="preserve">“</w:t>
-      </w:r>
-      <w:r>
-        <w:t xml:space="preserve">(per FY20XX 10-K).</w:t>
-      </w:r>
-      <w:r>
-        <w:t xml:space="preserve">”</w:t>
+        <w:t xml:space="preserve">For publicly traded companies specifically, a second data point is layered on top of the practice-level Key Contact: a check of the company’s most recent 10-K for a named individual responsible for cybersecurity governance (SEC Regulation S-K Item 106 / Item 1C). When found, added as a clearly labeled second line: “(per FY20XX 10-K).”</w:t>
       </w:r>
     </w:p>
     <w:p>
@@ -3489,17 +2855,17 @@
     </w:p>
     <w:p>
       <w:pPr>
-        <w:pStyle w:val="FirstParagraph"/>
-      </w:pPr>
-      <w:r>
-        <w:t xml:space="preserve">A separate, self-contained card at the bottom of the page. This is a fully independent feature — it doesn’t touch or require the Section 2 tracker, and generates its own standalone prompt with its own Copy/Download buttons.</w:t>
-      </w:r>
-    </w:p>
-    <w:p>
-      <w:pPr>
         <w:pStyle w:val="BodyText"/>
       </w:pPr>
       <w:r>
+        <w:t xml:space="preserve">A separate, self-contained card below Section 2. This is a fully independent feature — it doesn’t touch or require the Section 2 tracker, and generates its own standalone prompt with its own Copy/Download buttons.</w:t>
+      </w:r>
+    </w:p>
+    <w:p>
+      <w:pPr>
+        <w:pStyle w:val="BodyText"/>
+      </w:pPr>
+      <w:r>
         <w:rPr>
           <w:bCs/>
           <w:b/>
@@ -3507,10 +2873,7 @@
         <w:t xml:space="preserve">What it does:</w:t>
       </w:r>
       <w:r>
-        <w:t xml:space="preserve"> </w:t>
-      </w:r>
-      <w:r>
-        <w:t xml:space="preserve">cross-references a LinkedIn contacts export against a list of target companies, to surface which of your existing connections work (or worked) at each one.</w:t>
+        <w:t xml:space="preserve"> maps your target companies to your LinkedIn connections, to surface which of your existing connections work (or worked) at each one. If you also attach your LinkedIn messages, it adds your conversation history with each of those connections, so you can see at a glance where every warm path stands. You’ll see who you’ve already talked to, who replied last and is waiting on you, who you reached out to without a reply, and who you’ve never contacted.</w:t>
       </w:r>
     </w:p>
     <w:p>
@@ -3522,6 +2885,134 @@
           <w:bCs/>
           <w:b/>
         </w:rPr>
+        <w:t xml:space="preserve">Getting your LinkedIn files</w:t>
+      </w:r>
+    </w:p>
+    <w:p>
+      <w:pPr>
+        <w:numPr>
+          <w:ilvl w:val="0"/>
+          <w:numId w:val="1014"/>
+        </w:numPr>
+        <w:pStyle w:val="Compact"/>
+      </w:pPr>
+      <w:r>
+        <w:t xml:space="preserve">On desktop LinkedIn: </w:t>
+      </w:r>
+      <w:r>
+        <w:rPr>
+          <w:bCs/>
+          <w:b/>
+        </w:rPr>
+        <w:t xml:space="preserve">Me</w:t>
+      </w:r>
+      <w:r>
+        <w:t xml:space="preserve"> → </w:t>
+      </w:r>
+      <w:r>
+        <w:rPr>
+          <w:bCs/>
+          <w:b/>
+        </w:rPr>
+        <w:t xml:space="preserve">Settings &amp; Privacy</w:t>
+      </w:r>
+      <w:r>
+        <w:t xml:space="preserve"> → </w:t>
+      </w:r>
+      <w:r>
+        <w:rPr>
+          <w:bCs/>
+          <w:b/>
+        </w:rPr>
+        <w:t xml:space="preserve">Data privacy</w:t>
+      </w:r>
+      <w:r>
+        <w:t xml:space="preserve"> → </w:t>
+      </w:r>
+      <w:r>
+        <w:rPr>
+          <w:bCs/>
+          <w:b/>
+        </w:rPr>
+        <w:t xml:space="preserve">Get a copy of your data</w:t>
+      </w:r>
+      <w:r>
+        <w:t xml:space="preserve">.</w:t>
+      </w:r>
+    </w:p>
+    <w:p>
+      <w:pPr>
+        <w:numPr>
+          <w:ilvl w:val="0"/>
+          <w:numId w:val="1014"/>
+        </w:numPr>
+        <w:pStyle w:val="Compact"/>
+      </w:pPr>
+      <w:r>
+        <w:t xml:space="preserve">Choose the larger data archive (or, if offered, just </w:t>
+      </w:r>
+      <w:r>
+        <w:rPr>
+          <w:bCs/>
+          <w:b/>
+        </w:rPr>
+        <w:t xml:space="preserve">Connections</w:t>
+      </w:r>
+      <w:r>
+        <w:t xml:space="preserve"> and </w:t>
+      </w:r>
+      <w:r>
+        <w:rPr>
+          <w:bCs/>
+          <w:b/>
+        </w:rPr>
+        <w:t xml:space="preserve">Messages</w:t>
+      </w:r>
+      <w:r>
+        <w:t xml:space="preserve">). LinkedIn emails you when it’s ready.</w:t>
+      </w:r>
+    </w:p>
+    <w:p>
+      <w:pPr>
+        <w:numPr>
+          <w:ilvl w:val="0"/>
+          <w:numId w:val="1014"/>
+        </w:numPr>
+        <w:pStyle w:val="Compact"/>
+      </w:pPr>
+      <w:r>
+        <w:t xml:space="preserve">Download and unzip it. The two files this prompt uses are </w:t>
+      </w:r>
+      <w:r>
+        <w:rPr>
+          <w:bCs/>
+          <w:b/>
+        </w:rPr>
+        <w:t xml:space="preserve">Connections.csv</w:t>
+      </w:r>
+      <w:r>
+        <w:t xml:space="preserve"> and </w:t>
+      </w:r>
+      <w:r>
+        <w:rPr>
+          <w:bCs/>
+          <w:b/>
+        </w:rPr>
+        <w:t xml:space="preserve">messages.csv</w:t>
+      </w:r>
+      <w:r>
+        <w:t xml:space="preserve">.</w:t>
+      </w:r>
+    </w:p>
+    <w:p>
+      <w:pPr>
+        <w:pStyle w:val="BodyText"/>
+      </w:pPr>
+      <w:r>
+        <w:rPr>
+          <w:bCs/>
+          <w:b/>
+        </w:rPr>
         <w:t xml:space="preserve">How to use it</w:t>
       </w:r>
     </w:p>
@@ -3558,6 +3049,63 @@
         <w:pStyle w:val="Compact"/>
       </w:pPr>
       <w:r>
+        <w:t xml:space="preserve">Pick </w:t>
+      </w:r>
+      <w:r>
+        <w:rPr>
+          <w:bCs/>
+          <w:b/>
+        </w:rPr>
+        <w:t xml:space="preserve">Which LinkedIn files will you attach?</w:t>
+      </w:r>
+    </w:p>
+    <w:p>
+      <w:pPr>
+        <w:numPr>
+          <w:ilvl w:val="1"/>
+          <w:numId w:val="1014"/>
+        </w:numPr>
+        <w:pStyle w:val="Compact"/>
+      </w:pPr>
+      <w:r>
+        <w:rPr>
+          <w:bCs/>
+          <w:b/>
+        </w:rPr>
+        <w:t xml:space="preserve">Connections + Messages</w:t>
+      </w:r>
+      <w:r>
+        <w:t xml:space="preserve"> (default) — attach both Connections.csv and messages.csv. You get all four tabs below.</w:t>
+      </w:r>
+    </w:p>
+    <w:p>
+      <w:pPr>
+        <w:numPr>
+          <w:ilvl w:val="1"/>
+          <w:numId w:val="1014"/>
+        </w:numPr>
+        <w:pStyle w:val="Compact"/>
+      </w:pPr>
+      <w:r>
+        <w:rPr>
+          <w:bCs/>
+          <w:b/>
+        </w:rPr>
+        <w:t xml:space="preserve">Connections only</w:t>
+      </w:r>
+      <w:r>
+        <w:t xml:space="preserve"> — attach just Connections.csv. You get the Summary and Contact Matches tabs. Use this if you don’t have your messages file, or would rather not share your message history.</w:t>
+      </w:r>
+    </w:p>
+    <w:p>
+      <w:pPr>
+        <w:numPr>
+          <w:ilvl w:val="0"/>
+          <w:numId w:val="1014"/>
+        </w:numPr>
+        <w:pStyle w:val="Compact"/>
+      </w:pPr>
+      <w:r>
         <w:t xml:space="preserve">Copy or download the generated prompt.</w:t>
       </w:r>
     </w:p>
@@ -3570,61 +3118,17 @@
         <w:pStyle w:val="Compact"/>
       </w:pPr>
       <w:r>
-        <w:t xml:space="preserve">Start a new Claude conversation, paste the prompt in, and attach your LinkedIn contacts CSV export directly to that same message. This tool never uploads, parses, or reads the CSV itself.</w:t>
-      </w:r>
-    </w:p>
-    <w:p>
-      <w:pPr>
-        <w:pStyle w:val="FirstParagraph"/>
-      </w:pPr>
-      <w:r>
-        <w:rPr>
-          <w:bCs/>
-          <w:b/>
-        </w:rPr>
-        <w:t xml:space="preserve">What you get back:</w:t>
-      </w:r>
-      <w:r>
-        <w:t xml:space="preserve"> </w:t>
-      </w:r>
-      <w:r>
-        <w:t xml:space="preserve">for each target company, any matching contacts — name, title, LinkedIn URL, current/former status, and a Match Confidence rating. Companies with no match are listed as</w:t>
-      </w:r>
-      <w:r>
-        <w:t xml:space="preserve"> </w:t>
-      </w:r>
-      <w:r>
-        <w:t xml:space="preserve">“</w:t>
-      </w:r>
-      <w:r>
-        <w:t xml:space="preserve">No match found</w:t>
-      </w:r>
-      <w:r>
-        <w:t xml:space="preserve">”</w:t>
-      </w:r>
-      <w:r>
-        <w:t xml:space="preserve"> </w:t>
-      </w:r>
-      <w:r>
-        <w:t xml:space="preserve">rather than dropped.</w:t>
-      </w:r>
-    </w:p>
-    <w:bookmarkEnd w:id="49"/>
-    <w:bookmarkStart w:id="50" w:name="section-4-department-contact-finder"/>
-    <w:p>
-      <w:pPr>
-        <w:pStyle w:val="Heading2"/>
-      </w:pPr>
-      <w:r>
-        <w:t xml:space="preserve">21. Section 4 — Department Contact Finder</w:t>
-      </w:r>
-    </w:p>
-    <w:p>
-      <w:pPr>
-        <w:pStyle w:val="FirstParagraph"/>
-      </w:pPr>
-      <w:r>
-        <w:t xml:space="preserve">A fourth self-contained card at the bottom of the page, below Section 3. This is independent — it doesn’t touch or require Section 2 or Section 3, and generates its own standalone prompt with its own Copy/Download buttons.</w:t>
+        <w:t xml:space="preserve">Start a new Claude conversation with </w:t>
+      </w:r>
+      <w:r>
+        <w:rPr>
+          <w:bCs/>
+          <w:b/>
+        </w:rPr>
+        <w:t xml:space="preserve">Code execution and file creation</w:t>
+      </w:r>
+      <w:r>
+        <w:t xml:space="preserve"> enabled, paste the prompt in, and attach your file(s) to that same message. This tool never uploads, parses, or reads your files itself.</w:t>
       </w:r>
     </w:p>
     <w:p>
@@ -3636,59 +3140,758 @@
           <w:bCs/>
           <w:b/>
         </w:rPr>
-        <w:t xml:space="preserve">What it does:</w:t>
-      </w:r>
-      <w:r>
-        <w:t xml:space="preserve"> </w:t>
-      </w:r>
-      <w:r>
-        <w:t xml:space="preserve">finds named individuals at a target company who work in or near a specific role/department, sourced from live web research (LinkedIn profiles, company team/leadership pages, press, case studies) — not your own contacts, unlike Section 3. This is the fulfillment step for the main tracker’s</w:t>
-      </w:r>
-      <w:r>
-        <w:t xml:space="preserve"> </w:t>
-      </w:r>
-      <w:r>
-        <w:rPr>
-          <w:bCs/>
-          <w:b/>
-        </w:rPr>
-        <w:t xml:space="preserve">Key Contacts / Priority Titles</w:t>
-      </w:r>
-      <w:r>
-        <w:t xml:space="preserve"> </w:t>
-      </w:r>
-      <w:r>
-        <w:t xml:space="preserve">column, which frequently comes back as a placeholder like</w:t>
-      </w:r>
-      <w:r>
-        <w:t xml:space="preserve"> </w:t>
+        <w:t xml:space="preserve">What you get back — an Excel workbook (.xlsx)</w:t>
+      </w:r>
+    </w:p>
+    <w:tbl>
+      <w:tblPr>
+        <w:tblStyle w:val="Table"/>
+        <w:tblW w:type="pct" w:w="5000"/>
+        <w:tblLook w:firstRow="1" w:lastRow="0" w:firstColumn="0" w:lastColumn="0" w:noHBand="0" w:noVBand="0" w:val="0020"/>
+        <w:jc w:val="start"/>
+      </w:tblPr>
+      <w:tblGrid>
+        <w:gridCol w:w="1450"/>
+        <w:gridCol w:w="5932"/>
+        <w:gridCol w:w="1977"/>
+      </w:tblGrid>
+      <w:tr>
+        <w:trPr>
+          <w:tblHeader w:val="true"/>
+        </w:trPr>
+        <w:tc>
+          <w:tcPr>
+            <w:tcW w:w="1450" w:type="dxa"/>
+          </w:tcPr>
+          <w:p>
+            <w:pPr>
+              <w:pStyle w:val="Compact"/>
+              <w:jc w:val="left"/>
+            </w:pPr>
+            <w:r>
+              <w:t xml:space="preserve">Tab</w:t>
+            </w:r>
+          </w:p>
+        </w:tc>
+        <w:tc>
+          <w:tcPr>
+            <w:tcW w:w="5932" w:type="dxa"/>
+          </w:tcPr>
+          <w:p>
+            <w:pPr>
+              <w:pStyle w:val="Compact"/>
+              <w:jc w:val="left"/>
+            </w:pPr>
+            <w:r>
+              <w:t xml:space="preserve">What’s in it</w:t>
+            </w:r>
+          </w:p>
+        </w:tc>
+        <w:tc>
+          <w:tcPr>
+            <w:tcW w:w="1977" w:type="dxa"/>
+          </w:tcPr>
+          <w:p>
+            <w:pPr>
+              <w:pStyle w:val="Compact"/>
+              <w:jc w:val="left"/>
+            </w:pPr>
+            <w:r>
+              <w:t xml:space="preserve">Needs messages?</w:t>
+            </w:r>
+          </w:p>
+        </w:tc>
+      </w:tr>
+      <w:tr>
+        <w:tc>
+          <w:tcPr>
+            <w:tcW w:w="1450" w:type="dxa"/>
+          </w:tcPr>
+          <w:p>
+            <w:pPr>
+              <w:pStyle w:val="Compact"/>
+              <w:jc w:val="left"/>
+            </w:pPr>
+            <w:r>
+              <w:t xml:space="preserve">Summary</w:t>
+            </w:r>
+          </w:p>
+        </w:tc>
+        <w:tc>
+          <w:tcPr>
+            <w:tcW w:w="5932" w:type="dxa"/>
+          </w:tcPr>
+          <w:p>
+            <w:pPr>
+              <w:pStyle w:val="Compact"/>
+              <w:jc w:val="left"/>
+            </w:pPr>
+            <w:r>
+              <w:t xml:space="preserve">One row per target company, in your list order: Contacts Matched, Current, Former, and High/Medium/Low Confidence counts. With messages, it adds Connections Messaged, Your Move, Awaiting Reply, Never Messaged, Total Messages, and Last Message. All live formulas, with a TOTAL row and short notes on how matching worked.</w:t>
+            </w:r>
+          </w:p>
+        </w:tc>
+        <w:tc>
+          <w:tcPr>
+            <w:tcW w:w="1977" w:type="dxa"/>
+          </w:tcPr>
+          <w:p>
+            <w:pPr>
+              <w:pStyle w:val="Compact"/>
+              <w:jc w:val="left"/>
+            </w:pPr>
+            <w:r>
+              <w:t xml:space="preserve">No (messaging columns need it)</w:t>
+            </w:r>
+          </w:p>
+        </w:tc>
+      </w:tr>
+      <w:tr>
+        <w:tc>
+          <w:tcPr>
+            <w:tcW w:w="1450" w:type="dxa"/>
+          </w:tcPr>
+          <w:p>
+            <w:pPr>
+              <w:pStyle w:val="Compact"/>
+              <w:jc w:val="left"/>
+            </w:pPr>
+            <w:r>
+              <w:t xml:space="preserve">Contact Matches</w:t>
+            </w:r>
+          </w:p>
+        </w:tc>
+        <w:tc>
+          <w:tcPr>
+            <w:tcW w:w="5932" w:type="dxa"/>
+          </w:tcPr>
+          <w:p>
+            <w:pPr>
+              <w:pStyle w:val="Compact"/>
+              <w:jc w:val="left"/>
+            </w:pPr>
+            <w:r>
+              <w:t xml:space="preserve">Target companies mapped to connections, one row per match: Company, Matched Contact Name, Contact’s Title, Contact’s LinkedIn Profile URL, Current or Former, Match Confidence, Company as Listed in CSV, Match Note. Companies with no match get a “No match found” row rather than being dropped.</w:t>
+            </w:r>
+          </w:p>
+        </w:tc>
+        <w:tc>
+          <w:tcPr>
+            <w:tcW w:w="1977" w:type="dxa"/>
+          </w:tcPr>
+          <w:p>
+            <w:pPr>
+              <w:pStyle w:val="Compact"/>
+              <w:jc w:val="left"/>
+            </w:pPr>
+            <w:r>
+              <w:t xml:space="preserve">No</w:t>
+            </w:r>
+          </w:p>
+        </w:tc>
+      </w:tr>
+      <w:tr>
+        <w:tc>
+          <w:tcPr>
+            <w:tcW w:w="1450" w:type="dxa"/>
+          </w:tcPr>
+          <w:p>
+            <w:pPr>
+              <w:pStyle w:val="Compact"/>
+              <w:jc w:val="left"/>
+            </w:pPr>
+            <w:r>
+              <w:t xml:space="preserve">Target Connections</w:t>
+            </w:r>
+          </w:p>
+        </w:tc>
+        <w:tc>
+          <w:tcPr>
+            <w:tcW w:w="5932" w:type="dxa"/>
+          </w:tcPr>
+          <w:p>
+            <w:pPr>
+              <w:pStyle w:val="Compact"/>
+              <w:jc w:val="left"/>
+            </w:pPr>
+            <w:r>
+              <w:t xml:space="preserve">Each matched connection with their message history rolled up: Conversations, Msgs Sent, Msgs Received, First/Last Message, Last From, Status, and a Last Message Preview.</w:t>
+            </w:r>
+          </w:p>
+        </w:tc>
+        <w:tc>
+          <w:tcPr>
+            <w:tcW w:w="1977" w:type="dxa"/>
+          </w:tcPr>
+          <w:p>
+            <w:pPr>
+              <w:pStyle w:val="Compact"/>
+              <w:jc w:val="left"/>
+            </w:pPr>
+            <w:r>
+              <w:t xml:space="preserve">Yes</w:t>
+            </w:r>
+          </w:p>
+        </w:tc>
+      </w:tr>
+      <w:tr>
+        <w:tc>
+          <w:tcPr>
+            <w:tcW w:w="1450" w:type="dxa"/>
+          </w:tcPr>
+          <w:p>
+            <w:pPr>
+              <w:pStyle w:val="Compact"/>
+              <w:jc w:val="left"/>
+            </w:pPr>
+            <w:r>
+              <w:t xml:space="preserve">Messages</w:t>
+            </w:r>
+          </w:p>
+        </w:tc>
+        <w:tc>
+          <w:tcPr>
+            <w:tcW w:w="5932" w:type="dxa"/>
+          </w:tcPr>
+          <w:p>
+            <w:pPr>
+              <w:pStyle w:val="Compact"/>
+              <w:jc w:val="left"/>
+            </w:pPr>
+            <w:r>
+              <w:t xml:space="preserve">Every message in your conversations with matched connections, grouped by company and contact, oldest to newest.</w:t>
+            </w:r>
+          </w:p>
+        </w:tc>
+        <w:tc>
+          <w:tcPr>
+            <w:tcW w:w="1977" w:type="dxa"/>
+          </w:tcPr>
+          <w:p>
+            <w:pPr>
+              <w:pStyle w:val="Compact"/>
+              <w:jc w:val="left"/>
+            </w:pPr>
+            <w:r>
+              <w:t xml:space="preserve">Yes</w:t>
+            </w:r>
+          </w:p>
+        </w:tc>
+      </w:tr>
+    </w:tbl>
+    <w:p>
+      <w:pPr>
+        <w:pStyle w:val="BodyText"/>
+      </w:pPr>
+      <w:r>
+        <w:rPr>
+          <w:bCs/>
+          <w:b/>
+        </w:rPr>
+        <w:t xml:space="preserve">Reading the Status column (Target Connections)</w:t>
+      </w:r>
+    </w:p>
+    <w:tbl>
+      <w:tblPr>
+        <w:tblStyle w:val="Table"/>
+        <w:tblW w:type="pct" w:w="5000"/>
+        <w:tblLook w:firstRow="1" w:lastRow="0" w:firstColumn="0" w:lastColumn="0" w:noHBand="0" w:noVBand="0" w:val="0020"/>
+        <w:jc w:val="start"/>
+      </w:tblPr>
+      <w:tblGrid>
+        <w:gridCol w:w="3209"/>
+        <w:gridCol w:w="4189"/>
+        <w:gridCol w:w="1961"/>
+      </w:tblGrid>
+      <w:tr>
+        <w:trPr>
+          <w:tblHeader w:val="true"/>
+        </w:trPr>
+        <w:tc>
+          <w:tcPr>
+            <w:tcW w:w="3209" w:type="dxa"/>
+          </w:tcPr>
+          <w:p>
+            <w:pPr>
+              <w:pStyle w:val="Compact"/>
+              <w:jc w:val="left"/>
+            </w:pPr>
+            <w:r>
+              <w:t xml:space="preserve">Status</w:t>
+            </w:r>
+          </w:p>
+        </w:tc>
+        <w:tc>
+          <w:tcPr>
+            <w:tcW w:w="4189" w:type="dxa"/>
+          </w:tcPr>
+          <w:p>
+            <w:pPr>
+              <w:pStyle w:val="Compact"/>
+              <w:jc w:val="left"/>
+            </w:pPr>
+            <w:r>
+              <w:t xml:space="preserve">Meaning</w:t>
+            </w:r>
+          </w:p>
+        </w:tc>
+        <w:tc>
+          <w:tcPr>
+            <w:tcW w:w="1961" w:type="dxa"/>
+          </w:tcPr>
+          <w:p>
+            <w:pPr>
+              <w:pStyle w:val="Compact"/>
+              <w:jc w:val="left"/>
+            </w:pPr>
+            <w:r>
+              <w:t xml:space="preserve">Shading</w:t>
+            </w:r>
+          </w:p>
+        </w:tc>
+      </w:tr>
+      <w:tr>
+        <w:tc>
+          <w:tcPr>
+            <w:tcW w:w="3209" w:type="dxa"/>
+          </w:tcPr>
+          <w:p>
+            <w:pPr>
+              <w:pStyle w:val="Compact"/>
+              <w:jc w:val="left"/>
+            </w:pPr>
+            <w:r>
+              <w:t xml:space="preserve">Your move - they replied last</w:t>
+            </w:r>
+          </w:p>
+        </w:tc>
+        <w:tc>
+          <w:tcPr>
+            <w:tcW w:w="4189" w:type="dxa"/>
+          </w:tcPr>
+          <w:p>
+            <w:pPr>
+              <w:pStyle w:val="Compact"/>
+              <w:jc w:val="left"/>
+            </w:pPr>
+            <w:r>
+              <w:t xml:space="preserve">You’ve both written; they sent the last message</w:t>
+            </w:r>
+          </w:p>
+        </w:tc>
+        <w:tc>
+          <w:tcPr>
+            <w:tcW w:w="1961" w:type="dxa"/>
+          </w:tcPr>
+          <w:p>
+            <w:pPr>
+              <w:pStyle w:val="Compact"/>
+              <w:jc w:val="left"/>
+            </w:pPr>
+            <w:r>
+              <w:t xml:space="preserve">Orange</w:t>
+            </w:r>
+          </w:p>
+        </w:tc>
+      </w:tr>
+      <w:tr>
+        <w:tc>
+          <w:tcPr>
+            <w:tcW w:w="3209" w:type="dxa"/>
+          </w:tcPr>
+          <w:p>
+            <w:pPr>
+              <w:pStyle w:val="Compact"/>
+              <w:jc w:val="left"/>
+            </w:pPr>
+            <w:r>
+              <w:t xml:space="preserve">They reached out - no reply from you</w:t>
+            </w:r>
+          </w:p>
+        </w:tc>
+        <w:tc>
+          <w:tcPr>
+            <w:tcW w:w="4189" w:type="dxa"/>
+          </w:tcPr>
+          <w:p>
+            <w:pPr>
+              <w:pStyle w:val="Compact"/>
+              <w:jc w:val="left"/>
+            </w:pPr>
+            <w:r>
+              <w:t xml:space="preserve">Only they’ve written</w:t>
+            </w:r>
+          </w:p>
+        </w:tc>
+        <w:tc>
+          <w:tcPr>
+            <w:tcW w:w="1961" w:type="dxa"/>
+          </w:tcPr>
+          <w:p>
+            <w:pPr>
+              <w:pStyle w:val="Compact"/>
+              <w:jc w:val="left"/>
+            </w:pPr>
+            <w:r>
+              <w:t xml:space="preserve">Orange</w:t>
+            </w:r>
+          </w:p>
+        </w:tc>
+      </w:tr>
+      <w:tr>
+        <w:tc>
+          <w:tcPr>
+            <w:tcW w:w="3209" w:type="dxa"/>
+          </w:tcPr>
+          <w:p>
+            <w:pPr>
+              <w:pStyle w:val="Compact"/>
+              <w:jc w:val="left"/>
+            </w:pPr>
+            <w:r>
+              <w:t xml:space="preserve">Awaiting their reply</w:t>
+            </w:r>
+          </w:p>
+        </w:tc>
+        <w:tc>
+          <w:tcPr>
+            <w:tcW w:w="4189" w:type="dxa"/>
+          </w:tcPr>
+          <w:p>
+            <w:pPr>
+              <w:pStyle w:val="Compact"/>
+              <w:jc w:val="left"/>
+            </w:pPr>
+            <w:r>
+              <w:t xml:space="preserve">You’ve both written; you sent the last message</w:t>
+            </w:r>
+          </w:p>
+        </w:tc>
+        <w:tc>
+          <w:tcPr>
+            <w:tcW w:w="1961" w:type="dxa"/>
+          </w:tcPr>
+          <w:p>
+            <w:pPr>
+              <w:pStyle w:val="Compact"/>
+              <w:jc w:val="left"/>
+            </w:pPr>
+            <w:r>
+              <w:t xml:space="preserve">Yellow</w:t>
+            </w:r>
+          </w:p>
+        </w:tc>
+      </w:tr>
+      <w:tr>
+        <w:tc>
+          <w:tcPr>
+            <w:tcW w:w="3209" w:type="dxa"/>
+          </w:tcPr>
+          <w:p>
+            <w:pPr>
+              <w:pStyle w:val="Compact"/>
+              <w:jc w:val="left"/>
+            </w:pPr>
+            <w:r>
+              <w:t xml:space="preserve">You reached out - no reply yet</w:t>
+            </w:r>
+          </w:p>
+        </w:tc>
+        <w:tc>
+          <w:tcPr>
+            <w:tcW w:w="4189" w:type="dxa"/>
+          </w:tcPr>
+          <w:p>
+            <w:pPr>
+              <w:pStyle w:val="Compact"/>
+              <w:jc w:val="left"/>
+            </w:pPr>
+            <w:r>
+              <w:t xml:space="preserve">Only you’ve written</w:t>
+            </w:r>
+          </w:p>
+        </w:tc>
+        <w:tc>
+          <w:tcPr>
+            <w:tcW w:w="1961" w:type="dxa"/>
+          </w:tcPr>
+          <w:p>
+            <w:pPr>
+              <w:pStyle w:val="Compact"/>
+              <w:jc w:val="left"/>
+            </w:pPr>
+            <w:r>
+              <w:t xml:space="preserve">Yellow</w:t>
+            </w:r>
+          </w:p>
+        </w:tc>
+      </w:tr>
+      <w:tr>
+        <w:tc>
+          <w:tcPr>
+            <w:tcW w:w="3209" w:type="dxa"/>
+          </w:tcPr>
+          <w:p>
+            <w:pPr>
+              <w:pStyle w:val="Compact"/>
+              <w:jc w:val="left"/>
+            </w:pPr>
+            <w:r>
+              <w:t xml:space="preserve">Never messaged</w:t>
+            </w:r>
+          </w:p>
+        </w:tc>
+        <w:tc>
+          <w:tcPr>
+            <w:tcW w:w="4189" w:type="dxa"/>
+          </w:tcPr>
+          <w:p>
+            <w:pPr>
+              <w:pStyle w:val="Compact"/>
+              <w:jc w:val="left"/>
+            </w:pPr>
+            <w:r>
+              <w:t xml:space="preserve">No messages either way</w:t>
+            </w:r>
+          </w:p>
+        </w:tc>
+        <w:tc>
+          <w:tcPr>
+            <w:tcW w:w="1961" w:type="dxa"/>
+          </w:tcPr>
+          <w:p>
+            <w:pPr>
+              <w:pStyle w:val="Compact"/>
+              <w:jc w:val="left"/>
+            </w:pPr>
+            <w:r>
+              <w:t xml:space="preserve">None</w:t>
+            </w:r>
+          </w:p>
+        </w:tc>
+      </w:tr>
+    </w:tbl>
+    <w:p>
+      <w:pPr>
+        <w:pStyle w:val="BodyText"/>
+      </w:pPr>
+      <w:r>
+        <w:t xml:space="preserve">Start with the orange rows: those are warm paths where the next step is yours.</w:t>
+      </w:r>
+    </w:p>
+    <w:p>
+      <w:pPr>
+        <w:pStyle w:val="BodyText"/>
+      </w:pPr>
+      <w:r>
+        <w:rPr>
+          <w:bCs/>
+          <w:b/>
+        </w:rPr>
+        <w:t xml:space="preserve">How matching works — and its limits</w:t>
+      </w:r>
+    </w:p>
+    <w:p>
+      <w:pPr>
+        <w:numPr>
+          <w:ilvl w:val="0"/>
+          <w:numId w:val="1014"/>
+        </w:numPr>
+        <w:pStyle w:val="Compact"/>
+      </w:pPr>
+      <w:r>
+        <w:rPr>
+          <w:bCs/>
+          <w:b/>
+        </w:rPr>
+        <w:t xml:space="preserve">Company matching</w:t>
+      </w:r>
+      <w:r>
+        <w:t xml:space="preserve"> uses each connection’s Company field, including clear variants (subsidiary, regional entity, parent company, former name, abbreviation). Short names like “EY” or “IBM” are matched as whole words. Non-exact matches carry </w:t>
+      </w:r>
+      <w:r>
+        <w:rPr>
+          <w:bCs/>
+          <w:b/>
+        </w:rPr>
+        <w:t xml:space="preserve">Medium</w:t>
+      </w:r>
+      <w:r>
+        <w:t xml:space="preserve"> confidence and a </w:t>
+      </w:r>
+      <w:r>
+        <w:rPr>
+          <w:bCs/>
+          <w:b/>
+        </w:rPr>
+        <w:t xml:space="preserve">Match Note</w:t>
+      </w:r>
+      <w:r>
+        <w:t xml:space="preserve"> explaining why (e.g. “Avanade: Accenture-majority-owned JV with Microsoft”).</w:t>
+      </w:r>
+    </w:p>
+    <w:p>
+      <w:pPr>
+        <w:numPr>
+          <w:ilvl w:val="0"/>
+          <w:numId w:val="1014"/>
+        </w:numPr>
+        <w:pStyle w:val="Compact"/>
+      </w:pPr>
+      <w:r>
+        <w:rPr>
+          <w:bCs/>
+          <w:b/>
+        </w:rPr>
+        <w:t xml:space="preserve">Current vs. Former:</w:t>
+      </w:r>
+      <w:r>
+        <w:t xml:space="preserve"> LinkedIn’s export only lists each connection’s </w:t>
       </w:r>
       <w:r>
         <w:rPr>
           <w:iCs/>
           <w:i/>
         </w:rPr>
-        <w:t xml:space="preserve">“</w:t>
+        <w:t xml:space="preserve">current</w:t>
+      </w:r>
+      <w:r>
+        <w:t xml:space="preserve"> employer. “Former” is used only where the data says so, such as a Company of “Ex EY” or a Position of “Retired”. People who used to work at a target but have since moved won’t appear under that target.</w:t>
+      </w:r>
+    </w:p>
+    <w:p>
+      <w:pPr>
+        <w:numPr>
+          <w:ilvl w:val="0"/>
+          <w:numId w:val="1014"/>
+        </w:numPr>
+        <w:pStyle w:val="Compact"/>
+      </w:pPr>
+      <w:r>
+        <w:rPr>
+          <w:bCs/>
+          <w:b/>
+        </w:rPr>
+        <w:t xml:space="preserve">Messages are linked by LinkedIn profile URL</w:t>
+      </w:r>
+      <w:r>
+        <w:t xml:space="preserve">, not by name, so two people with the same name aren’t mixed up. A group conversation counts toward every matched connection in it.</w:t>
+      </w:r>
+    </w:p>
+    <w:p>
+      <w:pPr>
+        <w:numPr>
+          <w:ilvl w:val="0"/>
+          <w:numId w:val="1014"/>
+        </w:numPr>
+        <w:pStyle w:val="Compact"/>
+      </w:pPr>
+      <w:r>
+        <w:rPr>
+          <w:bCs/>
+          <w:b/>
+        </w:rPr>
+        <w:t xml:space="preserve">Only as current as your export.</w:t>
+      </w:r>
+      <w:r>
+        <w:t xml:space="preserve"> Messages sent after you requested the export aren’t included, so re-export before a big outreach push.</w:t>
+      </w:r>
+    </w:p>
+    <w:p>
+      <w:pPr>
+        <w:numPr>
+          <w:ilvl w:val="0"/>
+          <w:numId w:val="1014"/>
+        </w:numPr>
+        <w:pStyle w:val="Compact"/>
+      </w:pPr>
+      <w:r>
+        <w:rPr>
+          <w:bCs/>
+          <w:b/>
+        </w:rPr>
+        <w:t xml:space="preserve">Privacy.</w:t>
+      </w:r>
+      <w:r>
+        <w:t xml:space="preserve"> The Messages tab copies your private conversations. Treat the workbook as personal. Choose “Connections only” if you’d rather not share message history at all.</w:t>
+      </w:r>
+    </w:p>
+    <w:p>
+      <w:pPr>
+        <w:pStyle w:val="BodyText"/>
+      </w:pPr>
+      <w:r>
+        <w:rPr>
+          <w:bCs/>
+          <w:b/>
+        </w:rPr>
+        <w:t xml:space="preserve">Example:</w:t>
+      </w:r>
+      <w:r>
+        <w:t xml:space="preserve"> </w:t>
+      </w:r>
+      <w:r>
+        <w:t xml:space="preserve">sample_linkedin_contact_enrichment_prompt.txt</w:t>
+      </w:r>
+      <w:r>
+        <w:t xml:space="preserve"> and </w:t>
+      </w:r>
+      <w:r>
+        <w:t xml:space="preserve">sample_linkedin_contact_enrichment_output.xlsx</w:t>
+      </w:r>
+      <w:r>
+        <w:t xml:space="preserve"> in the repo show a full Connections + Messages run against 15 target companies. The contacts and messages in the sample are fictional.</w:t>
+      </w:r>
+    </w:p>
+    <w:p>
+      <w:pPr>
+        <w:pStyle w:val="Heading2"/>
+      </w:pPr>
+      <w:r>
+        <w:t xml:space="preserve">21. Section 4 — Department Contact Finder</w:t>
+      </w:r>
+    </w:p>
+    <w:p>
+      <w:pPr>
+        <w:pStyle w:val="FirstParagraph"/>
+      </w:pPr>
+      <w:r>
+        <w:t xml:space="preserve">A fourth self-contained card at the bottom of the page, below Section 3. This is independent — it doesn’t touch or require Section 2 or Section 3, and generates its own standalone prompt with its own Copy/Download buttons.</w:t>
+      </w:r>
+    </w:p>
+    <w:p>
+      <w:pPr>
+        <w:pStyle w:val="BodyText"/>
+      </w:pPr>
+      <w:r>
+        <w:rPr>
+          <w:bCs/>
+          <w:b/>
+        </w:rPr>
+        <w:t xml:space="preserve">What it does:</w:t>
+      </w:r>
+      <w:r>
+        <w:t xml:space="preserve"> finds named individuals at a target company who work in or near a specific role/department, sourced from live web research (LinkedIn profiles, company team/leadership pages, press, case studies) — not your own contacts, unlike Section 3. This is the fulfillment step for the main tracker’s </w:t>
+      </w:r>
+      <w:r>
+        <w:rPr>
+          <w:bCs/>
+          <w:b/>
+        </w:rPr>
+        <w:t xml:space="preserve">Key Contacts / Priority Titles</w:t>
+      </w:r>
+      <w:r>
+        <w:t xml:space="preserve"> column, which frequently comes back as a placeholder like </w:t>
       </w:r>
       <w:r>
         <w:rPr>
           <w:iCs/>
           <w:i/>
         </w:rPr>
-        <w:t xml:space="preserve">Practice-level title only — no named individual independently confirmed this pass.</w:t>
-      </w:r>
-      <w:r>
-        <w:rPr>
-          <w:iCs/>
-          <w:i/>
-        </w:rPr>
-        <w:t xml:space="preserve">”</w:t>
-      </w:r>
-      <w:r>
-        <w:t xml:space="preserve"> </w:t>
-      </w:r>
-      <w:r>
-        <w:t xml:space="preserve">Section 4 exists to convert that placeholder into real names.</w:t>
+        <w:t xml:space="preserve">“Practice-level title only — no named individual independently confirmed this pass.”</w:t>
+      </w:r>
+      <w:r>
+        <w:t xml:space="preserve"> Section 4 exists to convert that placeholder into real names.</w:t>
       </w:r>
     </w:p>
     <w:p>
@@ -3712,10 +3915,7 @@
         <w:pStyle w:val="Compact"/>
       </w:pPr>
       <w:r>
-        <w:t xml:space="preserve">Paste your target companies into the box, one per line — the Company column from a Section 1 or Section 2 tracker works directly. Keep the list to</w:t>
-      </w:r>
-      <w:r>
-        <w:t xml:space="preserve"> </w:t>
+        <w:t xml:space="preserve">Paste your target companies into the box, one per line — the Company column from a Section 1 or Section 2 tracker works directly. Keep the list to </w:t>
       </w:r>
       <w:r>
         <w:rPr>
@@ -3725,10 +3925,7 @@
         <w:t xml:space="preserve">15 companies or fewer</w:t>
       </w:r>
       <w:r>
-        <w:t xml:space="preserve"> </w:t>
-      </w:r>
-      <w:r>
-        <w:t xml:space="preserve">— the tool warns inline and auto-truncates if you go over. This task is more search-intensive per company than Section 3’s fuzzy-match, since each company/role pair requires its own live web search, so the cap is lower than Section 3’s 25.</w:t>
+        <w:t xml:space="preserve"> — the tool warns inline and auto-truncates if you go over. This task is more search-intensive per company than Section 3’s fuzzy-match, since each company/role pair requires its own live web search, so the cap is lower than Section 3’s 25.</w:t>
       </w:r>
     </w:p>
     <w:p>
@@ -3740,10 +3937,7 @@
         <w:pStyle w:val="Compact"/>
       </w:pPr>
       <w:r>
-        <w:t xml:space="preserve">Enter a</w:t>
-      </w:r>
-      <w:r>
-        <w:t xml:space="preserve"> </w:t>
+        <w:t xml:space="preserve">Enter a </w:t>
       </w:r>
       <w:r>
         <w:rPr>
@@ -3753,13 +3947,7 @@
         <w:t xml:space="preserve">Target role / department</w:t>
       </w:r>
       <w:r>
-        <w:t xml:space="preserve"> </w:t>
-      </w:r>
-      <w:r>
-        <w:t xml:space="preserve">— a practice or team name, not a full job title. If you have a Section 2 tracker open, pull the shortest variant from that company’s</w:t>
-      </w:r>
-      <w:r>
-        <w:t xml:space="preserve"> </w:t>
+        <w:t xml:space="preserve"> — a practice or team name, not a full job title. If you have a Section 2 tracker open, pull the shortest variant from that company’s </w:t>
       </w:r>
       <w:r>
         <w:rPr>
@@ -3769,40 +3957,7 @@
         <w:t xml:space="preserve">Suggested Job Title Keywords</w:t>
       </w:r>
       <w:r>
-        <w:t xml:space="preserve"> </w:t>
-      </w:r>
-      <w:r>
-        <w:t xml:space="preserve">cell (e.g. </w:t>
-      </w:r>
-      <w:r>
-        <w:t xml:space="preserve">“</w:t>
-      </w:r>
-      <w:r>
-        <w:t xml:space="preserve">Cyber Risk OT</w:t>
-      </w:r>
-      <w:r>
-        <w:t xml:space="preserve">”</w:t>
-      </w:r>
-      <w:r>
-        <w:t xml:space="preserve"> </w:t>
-      </w:r>
-      <w:r>
-        <w:t xml:space="preserve">rather than</w:t>
-      </w:r>
-      <w:r>
-        <w:t xml:space="preserve"> </w:t>
-      </w:r>
-      <w:r>
-        <w:t xml:space="preserve">“</w:t>
-      </w:r>
-      <w:r>
-        <w:t xml:space="preserve">Managing Director, Cyber Risk OT</w:t>
-      </w:r>
-      <w:r>
-        <w:t xml:space="preserve">”</w:t>
-      </w:r>
-      <w:r>
-        <w:t xml:space="preserve">) — dropping the seniority level widens the search instead of narrowing it to one level.</w:t>
+        <w:t xml:space="preserve"> cell (e.g. “Cyber Risk OT” rather than “Managing Director, Cyber Risk OT”) — dropping the seniority level widens the search instead of narrowing it to one level.</w:t>
       </w:r>
     </w:p>
     <w:p>
@@ -3814,10 +3969,7 @@
         <w:pStyle w:val="Compact"/>
       </w:pPr>
       <w:r>
-        <w:t xml:space="preserve">Set</w:t>
-      </w:r>
-      <w:r>
-        <w:t xml:space="preserve"> </w:t>
+        <w:t xml:space="preserve">Set </w:t>
       </w:r>
       <w:r>
         <w:rPr>
@@ -3827,46 +3979,7 @@
         <w:t xml:space="preserve">Include adjacent teams?</w:t>
       </w:r>
       <w:r>
-        <w:t xml:space="preserve"> </w:t>
-      </w:r>
-      <w:r>
-        <w:t xml:space="preserve">—</w:t>
-      </w:r>
-      <w:r>
-        <w:t xml:space="preserve"> </w:t>
-      </w:r>
-      <w:r>
-        <w:t xml:space="preserve">“</w:t>
-      </w:r>
-      <w:r>
-        <w:t xml:space="preserve">Yes</w:t>
-      </w:r>
-      <w:r>
-        <w:t xml:space="preserve">”</w:t>
-      </w:r>
-      <w:r>
-        <w:t xml:space="preserve"> </w:t>
-      </w:r>
-      <w:r>
-        <w:t xml:space="preserve">(default) widens the search beyond an exact department match when Tier 1 results are thin (see tiering below).</w:t>
-      </w:r>
-      <w:r>
-        <w:t xml:space="preserve"> </w:t>
-      </w:r>
-      <w:r>
-        <w:t xml:space="preserve">“</w:t>
-      </w:r>
-      <w:r>
-        <w:t xml:space="preserve">No</w:t>
-      </w:r>
-      <w:r>
-        <w:t xml:space="preserve">”</w:t>
-      </w:r>
-      <w:r>
-        <w:t xml:space="preserve"> </w:t>
-      </w:r>
-      <w:r>
-        <w:t xml:space="preserve">restricts results to exact matches only, and reports plainly when a company has none rather than substituting a looser match.</w:t>
+        <w:t xml:space="preserve"> — “Yes” (default) widens the search beyond an exact department match when Tier 1 results are thin (see tiering below). “No” restricts results to exact matches only, and reports plainly when a company has none rather than substituting a looser match.</w:t>
       </w:r>
     </w:p>
     <w:p>
@@ -3890,10 +4003,7 @@
         <w:pStyle w:val="Compact"/>
       </w:pPr>
       <w:r>
-        <w:t xml:space="preserve">Start a</w:t>
-      </w:r>
-      <w:r>
-        <w:t xml:space="preserve"> </w:t>
+        <w:t xml:space="preserve">Start a </w:t>
       </w:r>
       <w:r>
         <w:rPr>
@@ -3903,10 +4013,7 @@
         <w:t xml:space="preserve">new</w:t>
       </w:r>
       <w:r>
-        <w:t xml:space="preserve"> </w:t>
-      </w:r>
-      <w:r>
-        <w:t xml:space="preserve">Claude conversation with Web search enabled, and paste the prompt in.</w:t>
+        <w:t xml:space="preserve"> Claude conversation with Web search enabled, and paste the prompt in.</w:t>
       </w:r>
     </w:p>
     <w:p>
@@ -3921,10 +4028,7 @@
         <w:t xml:space="preserve">Match tiers.</w:t>
       </w:r>
       <w:r>
-        <w:t xml:space="preserve"> </w:t>
-      </w:r>
-      <w:r>
-        <w:t xml:space="preserve">Every result is labeled with one of three tiers, never blended silently:</w:t>
+        <w:t xml:space="preserve"> Every result is labeled with one of three tiers, never blended silently:</w:t>
       </w:r>
     </w:p>
     <w:tbl>
@@ -4058,28 +4162,7 @@
         <w:t xml:space="preserve">What you get back:</w:t>
       </w:r>
       <w:r>
-        <w:t xml:space="preserve"> </w:t>
-      </w:r>
-      <w:r>
-        <w:t xml:space="preserve">for each target company, a tiered table of named individuals — Company, Matched Person’s Name, Title, Department/Team, Match Tier, Source, and a Confidence rating (High/Medium/Low). Companies with no usable public results are listed as</w:t>
-      </w:r>
-      <w:r>
-        <w:t xml:space="preserve"> </w:t>
-      </w:r>
-      <w:r>
-        <w:t xml:space="preserve">“</w:t>
-      </w:r>
-      <w:r>
-        <w:t xml:space="preserve">No public matches found</w:t>
-      </w:r>
-      <w:r>
-        <w:t xml:space="preserve">”</w:t>
-      </w:r>
-      <w:r>
-        <w:t xml:space="preserve"> </w:t>
-      </w:r>
-      <w:r>
-        <w:t xml:space="preserve">rather than dropped. The columns are laid out so the rows can be pasted directly into a Section 2 tracker’s Key Contacts / Priority Titles column.</w:t>
+        <w:t xml:space="preserve"> for each target company, a tiered table of named individuals — Company, Matched Person’s Name, Title, Department/Team, Match Tier, Source, and a Confidence rating (High/Medium/Low). Companies with no usable public results are listed as “No public matches found” rather than dropped. The columns are laid out so the rows can be pasted directly into a Section 2 tracker’s Key Contacts / Priority Titles column.</w:t>
       </w:r>
     </w:p>
     <w:bookmarkEnd w:id="50"/>
